--- a/Gride-2081/Class-10/Optional Math Grid Class10.docx
+++ b/Gride-2081/Class-10/Optional Math Grid Class10.docx
@@ -729,17 +729,7 @@
     <w:p>
       <w:pPr>
         <w:pStyle w:val="BodyText"/>
-        <w:rPr>
-          <w:rFonts w:ascii="Times New Roman" w:hAnsi="Times New Roman" w:cs="Times New Roman"/>
-          <w:b/>
-          <w:sz w:val="28"/>
-          <w:szCs w:val="28"/>
-        </w:rPr>
-      </w:pPr>
-    </w:p>
-    <w:p>
-      <w:pPr>
-        <w:pStyle w:val="BodyText"/>
+        <w:ind w:left="0"/>
         <w:rPr>
           <w:rFonts w:ascii="Times New Roman" w:hAnsi="Times New Roman" w:cs="Times New Roman"/>
           <w:b/>
@@ -836,6 +826,7 @@
     <w:p>
       <w:pPr>
         <w:pStyle w:val="BodyText"/>
+        <w:ind w:left="0"/>
         <w:rPr>
           <w:rFonts w:ascii="Times New Roman" w:hAnsi="Times New Roman" w:cs="Times New Roman"/>
           <w:b/>
@@ -864,8 +855,19 @@
         <w:rPr>
           <w:rFonts w:ascii="Times New Roman" w:hAnsi="Times New Roman" w:cs="Times New Roman"/>
           <w:b/>
+          <w:sz w:val="32"/>
+          <w:szCs w:val="32"/>
         </w:rPr>
       </w:pPr>
+      <w:r>
+        <w:rPr>
+          <w:rFonts w:ascii="Times New Roman" w:hAnsi="Times New Roman" w:cs="Times New Roman"/>
+          <w:b/>
+          <w:sz w:val="32"/>
+          <w:szCs w:val="32"/>
+        </w:rPr>
+        <w:t>For First terminal Examination-2083 Course Contents</w:t>
+      </w:r>
     </w:p>
     <w:p>
       <w:pPr>
@@ -885,6 +887,2925 @@
         </w:rPr>
       </w:pPr>
     </w:p>
+    <w:tbl>
+      <w:tblPr>
+        <w:tblStyle w:val="TableGrid"/>
+        <w:tblW w:w="0" w:type="auto"/>
+        <w:tblLook w:val="04A0" w:firstRow="1" w:lastRow="0" w:firstColumn="1" w:lastColumn="0" w:noHBand="0" w:noVBand="1"/>
+      </w:tblPr>
+      <w:tblGrid>
+        <w:gridCol w:w="1334"/>
+        <w:gridCol w:w="1678"/>
+        <w:gridCol w:w="1572"/>
+        <w:gridCol w:w="1477"/>
+        <w:gridCol w:w="1453"/>
+        <w:gridCol w:w="1638"/>
+        <w:gridCol w:w="1304"/>
+      </w:tblGrid>
+      <w:tr>
+        <w:tc>
+          <w:tcPr>
+            <w:tcW w:w="0" w:type="auto"/>
+            <w:hideMark/>
+          </w:tcPr>
+          <w:p>
+            <w:pPr>
+              <w:pStyle w:val="BodyText"/>
+              <w:ind w:left="252"/>
+              <w:rPr>
+                <w:rFonts w:ascii="Times New Roman" w:hAnsi="Times New Roman" w:cs="Times New Roman"/>
+                <w:b/>
+                <w:bCs/>
+              </w:rPr>
+            </w:pPr>
+            <w:r>
+              <w:rPr>
+                <w:rFonts w:ascii="Times New Roman" w:hAnsi="Times New Roman" w:cs="Times New Roman"/>
+                <w:b/>
+                <w:bCs/>
+              </w:rPr>
+              <w:t>S.N.</w:t>
+            </w:r>
+          </w:p>
+        </w:tc>
+        <w:tc>
+          <w:tcPr>
+            <w:tcW w:w="0" w:type="auto"/>
+            <w:hideMark/>
+          </w:tcPr>
+          <w:p>
+            <w:pPr>
+              <w:pStyle w:val="BodyText"/>
+              <w:ind w:left="6"/>
+              <w:rPr>
+                <w:rFonts w:ascii="Times New Roman" w:hAnsi="Times New Roman" w:cs="Times New Roman"/>
+                <w:b/>
+                <w:bCs/>
+              </w:rPr>
+            </w:pPr>
+            <w:r>
+              <w:rPr>
+                <w:rFonts w:ascii="Times New Roman" w:hAnsi="Times New Roman" w:cs="Times New Roman"/>
+                <w:b/>
+                <w:bCs/>
+              </w:rPr>
+              <w:t>Content Areas</w:t>
+            </w:r>
+          </w:p>
+        </w:tc>
+        <w:tc>
+          <w:tcPr>
+            <w:tcW w:w="0" w:type="auto"/>
+            <w:hideMark/>
+          </w:tcPr>
+          <w:p>
+            <w:pPr>
+              <w:pStyle w:val="BodyText"/>
+              <w:ind w:left="144"/>
+              <w:rPr>
+                <w:rFonts w:ascii="Times New Roman" w:hAnsi="Times New Roman" w:cs="Times New Roman"/>
+                <w:b/>
+                <w:bCs/>
+              </w:rPr>
+            </w:pPr>
+            <w:r>
+              <w:rPr>
+                <w:rFonts w:ascii="Times New Roman" w:hAnsi="Times New Roman" w:cs="Times New Roman"/>
+                <w:b/>
+                <w:bCs/>
+              </w:rPr>
+              <w:t>Objective (1 Mark)</w:t>
+            </w:r>
+          </w:p>
+        </w:tc>
+        <w:tc>
+          <w:tcPr>
+            <w:tcW w:w="0" w:type="auto"/>
+            <w:hideMark/>
+          </w:tcPr>
+          <w:p>
+            <w:pPr>
+              <w:pStyle w:val="BodyText"/>
+              <w:ind w:left="270"/>
+              <w:rPr>
+                <w:rFonts w:ascii="Times New Roman" w:hAnsi="Times New Roman" w:cs="Times New Roman"/>
+                <w:b/>
+                <w:bCs/>
+              </w:rPr>
+            </w:pPr>
+            <w:r>
+              <w:rPr>
+                <w:rFonts w:ascii="Times New Roman" w:hAnsi="Times New Roman" w:cs="Times New Roman"/>
+                <w:b/>
+                <w:bCs/>
+              </w:rPr>
+              <w:t>WCA</w:t>
+            </w:r>
+          </w:p>
+          <w:p>
+            <w:pPr>
+              <w:pStyle w:val="BodyText"/>
+              <w:ind w:left="270"/>
+              <w:rPr>
+                <w:rFonts w:ascii="Times New Roman" w:hAnsi="Times New Roman" w:cs="Times New Roman"/>
+                <w:b/>
+                <w:bCs/>
+              </w:rPr>
+            </w:pPr>
+            <w:r>
+              <w:rPr>
+                <w:rFonts w:ascii="Times New Roman" w:hAnsi="Times New Roman" w:cs="Times New Roman"/>
+                <w:b/>
+                <w:bCs/>
+              </w:rPr>
+              <w:t>(4Marks)</w:t>
+            </w:r>
+          </w:p>
+        </w:tc>
+        <w:tc>
+          <w:tcPr>
+            <w:tcW w:w="0" w:type="auto"/>
+            <w:hideMark/>
+          </w:tcPr>
+          <w:p>
+            <w:pPr>
+              <w:pStyle w:val="BodyText"/>
+              <w:ind w:left="270"/>
+              <w:rPr>
+                <w:rFonts w:ascii="Times New Roman" w:hAnsi="Times New Roman" w:cs="Times New Roman"/>
+                <w:b/>
+                <w:bCs/>
+              </w:rPr>
+            </w:pPr>
+            <w:r>
+              <w:rPr>
+                <w:rFonts w:ascii="Times New Roman" w:hAnsi="Times New Roman" w:cs="Times New Roman"/>
+                <w:b/>
+                <w:bCs/>
+              </w:rPr>
+              <w:t>C.C.A</w:t>
+            </w:r>
+          </w:p>
+          <w:p>
+            <w:pPr>
+              <w:pStyle w:val="BodyText"/>
+              <w:ind w:left="270"/>
+              <w:rPr>
+                <w:rFonts w:ascii="Times New Roman" w:hAnsi="Times New Roman" w:cs="Times New Roman"/>
+                <w:b/>
+                <w:bCs/>
+              </w:rPr>
+            </w:pPr>
+            <w:r>
+              <w:rPr>
+                <w:rFonts w:ascii="Times New Roman" w:hAnsi="Times New Roman" w:cs="Times New Roman"/>
+                <w:b/>
+                <w:bCs/>
+              </w:rPr>
+              <w:t>(5Marks)</w:t>
+            </w:r>
+          </w:p>
+        </w:tc>
+        <w:tc>
+          <w:tcPr>
+            <w:tcW w:w="0" w:type="auto"/>
+            <w:hideMark/>
+          </w:tcPr>
+          <w:p>
+            <w:pPr>
+              <w:pStyle w:val="BodyText"/>
+              <w:ind w:left="270"/>
+              <w:rPr>
+                <w:rFonts w:ascii="Times New Roman" w:hAnsi="Times New Roman" w:cs="Times New Roman"/>
+                <w:b/>
+                <w:bCs/>
+              </w:rPr>
+            </w:pPr>
+            <w:r>
+              <w:rPr>
+                <w:rFonts w:ascii="Times New Roman" w:hAnsi="Times New Roman" w:cs="Times New Roman"/>
+                <w:b/>
+                <w:bCs/>
+              </w:rPr>
+              <w:t>Total Questions</w:t>
+            </w:r>
+          </w:p>
+        </w:tc>
+        <w:tc>
+          <w:tcPr>
+            <w:tcW w:w="0" w:type="auto"/>
+            <w:hideMark/>
+          </w:tcPr>
+          <w:p>
+            <w:pPr>
+              <w:pStyle w:val="BodyText"/>
+              <w:ind w:left="270"/>
+              <w:rPr>
+                <w:rFonts w:ascii="Times New Roman" w:hAnsi="Times New Roman" w:cs="Times New Roman"/>
+                <w:b/>
+                <w:bCs/>
+              </w:rPr>
+            </w:pPr>
+            <w:r>
+              <w:rPr>
+                <w:rFonts w:ascii="Times New Roman" w:hAnsi="Times New Roman" w:cs="Times New Roman"/>
+                <w:b/>
+                <w:bCs/>
+              </w:rPr>
+              <w:t>Total Marks</w:t>
+            </w:r>
+          </w:p>
+        </w:tc>
+      </w:tr>
+      <w:tr>
+        <w:tc>
+          <w:tcPr>
+            <w:tcW w:w="0" w:type="auto"/>
+            <w:hideMark/>
+          </w:tcPr>
+          <w:p>
+            <w:pPr>
+              <w:pStyle w:val="BodyText"/>
+              <w:rPr>
+                <w:rFonts w:ascii="Times New Roman" w:hAnsi="Times New Roman" w:cs="Times New Roman"/>
+                <w:bCs/>
+              </w:rPr>
+            </w:pPr>
+            <w:r>
+              <w:rPr>
+                <w:rFonts w:ascii="Times New Roman" w:hAnsi="Times New Roman" w:cs="Times New Roman"/>
+                <w:bCs/>
+              </w:rPr>
+              <w:t>1</w:t>
+            </w:r>
+          </w:p>
+        </w:tc>
+        <w:tc>
+          <w:tcPr>
+            <w:tcW w:w="0" w:type="auto"/>
+            <w:hideMark/>
+          </w:tcPr>
+          <w:p>
+            <w:pPr>
+              <w:pStyle w:val="BodyText"/>
+              <w:ind w:left="6"/>
+              <w:rPr>
+                <w:rFonts w:ascii="Times New Roman" w:hAnsi="Times New Roman" w:cs="Times New Roman"/>
+                <w:bCs/>
+              </w:rPr>
+            </w:pPr>
+            <w:r>
+              <w:rPr>
+                <w:rFonts w:ascii="Times New Roman" w:hAnsi="Times New Roman" w:cs="Times New Roman"/>
+                <w:bCs/>
+              </w:rPr>
+              <w:t>Algebra</w:t>
+            </w:r>
+          </w:p>
+        </w:tc>
+        <w:tc>
+          <w:tcPr>
+            <w:tcW w:w="0" w:type="auto"/>
+            <w:hideMark/>
+          </w:tcPr>
+          <w:p>
+            <w:pPr>
+              <w:pStyle w:val="BodyText"/>
+              <w:ind w:left="144"/>
+              <w:rPr>
+                <w:rFonts w:ascii="Times New Roman" w:hAnsi="Times New Roman" w:cs="Times New Roman"/>
+                <w:bCs/>
+              </w:rPr>
+            </w:pPr>
+            <w:r>
+              <w:rPr>
+                <w:rFonts w:ascii="Times New Roman" w:hAnsi="Times New Roman" w:cs="Times New Roman"/>
+                <w:bCs/>
+              </w:rPr>
+              <w:t>2Q (K,A)</w:t>
+            </w:r>
+          </w:p>
+        </w:tc>
+        <w:tc>
+          <w:tcPr>
+            <w:tcW w:w="0" w:type="auto"/>
+            <w:hideMark/>
+          </w:tcPr>
+          <w:p>
+            <w:pPr>
+              <w:pStyle w:val="BodyText"/>
+              <w:ind w:left="270"/>
+              <w:rPr>
+                <w:rFonts w:ascii="Times New Roman" w:hAnsi="Times New Roman" w:cs="Times New Roman"/>
+                <w:bCs/>
+              </w:rPr>
+            </w:pPr>
+            <w:r>
+              <w:rPr>
+                <w:rFonts w:ascii="Times New Roman" w:hAnsi="Times New Roman" w:cs="Times New Roman"/>
+                <w:bCs/>
+              </w:rPr>
+              <w:t>1Q (U)</w:t>
+            </w:r>
+          </w:p>
+        </w:tc>
+        <w:tc>
+          <w:tcPr>
+            <w:tcW w:w="0" w:type="auto"/>
+            <w:hideMark/>
+          </w:tcPr>
+          <w:p>
+            <w:pPr>
+              <w:pStyle w:val="BodyText"/>
+              <w:ind w:left="270"/>
+              <w:rPr>
+                <w:rFonts w:ascii="Times New Roman" w:hAnsi="Times New Roman" w:cs="Times New Roman"/>
+                <w:bCs/>
+              </w:rPr>
+            </w:pPr>
+            <w:r>
+              <w:rPr>
+                <w:rFonts w:ascii="Times New Roman" w:hAnsi="Times New Roman" w:cs="Times New Roman"/>
+                <w:bCs/>
+              </w:rPr>
+              <w:t>1Q (HA)</w:t>
+            </w:r>
+          </w:p>
+        </w:tc>
+        <w:tc>
+          <w:tcPr>
+            <w:tcW w:w="0" w:type="auto"/>
+            <w:hideMark/>
+          </w:tcPr>
+          <w:p>
+            <w:pPr>
+              <w:pStyle w:val="BodyText"/>
+              <w:ind w:left="270"/>
+              <w:rPr>
+                <w:rFonts w:ascii="Times New Roman" w:hAnsi="Times New Roman" w:cs="Times New Roman"/>
+                <w:bCs/>
+              </w:rPr>
+            </w:pPr>
+            <w:r>
+              <w:rPr>
+                <w:rFonts w:ascii="Times New Roman" w:hAnsi="Times New Roman" w:cs="Times New Roman"/>
+                <w:bCs/>
+              </w:rPr>
+              <w:t>4</w:t>
+            </w:r>
+          </w:p>
+        </w:tc>
+        <w:tc>
+          <w:tcPr>
+            <w:tcW w:w="0" w:type="auto"/>
+            <w:hideMark/>
+          </w:tcPr>
+          <w:p>
+            <w:pPr>
+              <w:pStyle w:val="BodyText"/>
+              <w:ind w:left="270"/>
+              <w:rPr>
+                <w:rFonts w:ascii="Times New Roman" w:hAnsi="Times New Roman" w:cs="Times New Roman"/>
+                <w:bCs/>
+              </w:rPr>
+            </w:pPr>
+            <w:r>
+              <w:rPr>
+                <w:rFonts w:ascii="Times New Roman" w:hAnsi="Times New Roman" w:cs="Times New Roman"/>
+                <w:bCs/>
+              </w:rPr>
+              <w:t>13</w:t>
+            </w:r>
+          </w:p>
+        </w:tc>
+      </w:tr>
+      <w:tr>
+        <w:tc>
+          <w:tcPr>
+            <w:tcW w:w="0" w:type="auto"/>
+            <w:hideMark/>
+          </w:tcPr>
+          <w:p>
+            <w:pPr>
+              <w:pStyle w:val="BodyText"/>
+              <w:rPr>
+                <w:rFonts w:ascii="Times New Roman" w:hAnsi="Times New Roman" w:cs="Times New Roman"/>
+                <w:bCs/>
+              </w:rPr>
+            </w:pPr>
+            <w:r>
+              <w:rPr>
+                <w:rFonts w:ascii="Times New Roman" w:hAnsi="Times New Roman" w:cs="Times New Roman"/>
+                <w:bCs/>
+              </w:rPr>
+              <w:t>2</w:t>
+            </w:r>
+          </w:p>
+        </w:tc>
+        <w:tc>
+          <w:tcPr>
+            <w:tcW w:w="0" w:type="auto"/>
+            <w:hideMark/>
+          </w:tcPr>
+          <w:p>
+            <w:pPr>
+              <w:pStyle w:val="BodyText"/>
+              <w:ind w:left="6"/>
+              <w:rPr>
+                <w:rFonts w:ascii="Times New Roman" w:hAnsi="Times New Roman" w:cs="Times New Roman"/>
+                <w:bCs/>
+              </w:rPr>
+            </w:pPr>
+            <w:r>
+              <w:rPr>
+                <w:rFonts w:ascii="Times New Roman" w:hAnsi="Times New Roman" w:cs="Times New Roman"/>
+                <w:bCs/>
+              </w:rPr>
+              <w:t>Trigonometry</w:t>
+            </w:r>
+          </w:p>
+        </w:tc>
+        <w:tc>
+          <w:tcPr>
+            <w:tcW w:w="0" w:type="auto"/>
+            <w:hideMark/>
+          </w:tcPr>
+          <w:p>
+            <w:pPr>
+              <w:pStyle w:val="BodyText"/>
+              <w:ind w:left="144"/>
+              <w:rPr>
+                <w:rFonts w:ascii="Times New Roman" w:hAnsi="Times New Roman" w:cs="Times New Roman"/>
+                <w:bCs/>
+              </w:rPr>
+            </w:pPr>
+            <w:r>
+              <w:rPr>
+                <w:rFonts w:ascii="Times New Roman" w:hAnsi="Times New Roman" w:cs="Times New Roman"/>
+                <w:bCs/>
+              </w:rPr>
+              <w:t>2Q (K,U)</w:t>
+            </w:r>
+          </w:p>
+        </w:tc>
+        <w:tc>
+          <w:tcPr>
+            <w:tcW w:w="0" w:type="auto"/>
+            <w:hideMark/>
+          </w:tcPr>
+          <w:p>
+            <w:pPr>
+              <w:pStyle w:val="BodyText"/>
+              <w:ind w:left="270"/>
+              <w:rPr>
+                <w:rFonts w:ascii="Times New Roman" w:hAnsi="Times New Roman" w:cs="Times New Roman"/>
+                <w:bCs/>
+              </w:rPr>
+            </w:pPr>
+            <w:r>
+              <w:rPr>
+                <w:rFonts w:ascii="Times New Roman" w:hAnsi="Times New Roman" w:cs="Times New Roman"/>
+                <w:bCs/>
+              </w:rPr>
+              <w:t>2Q (A,HA)</w:t>
+            </w:r>
+          </w:p>
+        </w:tc>
+        <w:tc>
+          <w:tcPr>
+            <w:tcW w:w="0" w:type="auto"/>
+            <w:hideMark/>
+          </w:tcPr>
+          <w:p>
+            <w:pPr>
+              <w:pStyle w:val="BodyText"/>
+              <w:ind w:left="270"/>
+              <w:rPr>
+                <w:rFonts w:ascii="Times New Roman" w:hAnsi="Times New Roman" w:cs="Times New Roman"/>
+                <w:bCs/>
+              </w:rPr>
+            </w:pPr>
+            <w:r>
+              <w:rPr>
+                <w:rFonts w:ascii="Times New Roman" w:hAnsi="Times New Roman" w:cs="Times New Roman"/>
+                <w:bCs/>
+              </w:rPr>
+              <w:t>1Q (CA)</w:t>
+            </w:r>
+          </w:p>
+        </w:tc>
+        <w:tc>
+          <w:tcPr>
+            <w:tcW w:w="0" w:type="auto"/>
+            <w:hideMark/>
+          </w:tcPr>
+          <w:p>
+            <w:pPr>
+              <w:pStyle w:val="BodyText"/>
+              <w:ind w:left="270"/>
+              <w:rPr>
+                <w:rFonts w:ascii="Times New Roman" w:hAnsi="Times New Roman" w:cs="Times New Roman"/>
+                <w:bCs/>
+              </w:rPr>
+            </w:pPr>
+            <w:r>
+              <w:rPr>
+                <w:rFonts w:ascii="Times New Roman" w:hAnsi="Times New Roman" w:cs="Times New Roman"/>
+                <w:bCs/>
+              </w:rPr>
+              <w:t>5</w:t>
+            </w:r>
+          </w:p>
+        </w:tc>
+        <w:tc>
+          <w:tcPr>
+            <w:tcW w:w="0" w:type="auto"/>
+            <w:hideMark/>
+          </w:tcPr>
+          <w:p>
+            <w:pPr>
+              <w:pStyle w:val="BodyText"/>
+              <w:ind w:left="270"/>
+              <w:rPr>
+                <w:rFonts w:ascii="Times New Roman" w:hAnsi="Times New Roman" w:cs="Times New Roman"/>
+                <w:bCs/>
+              </w:rPr>
+            </w:pPr>
+            <w:r>
+              <w:rPr>
+                <w:rFonts w:ascii="Times New Roman" w:hAnsi="Times New Roman" w:cs="Times New Roman"/>
+                <w:bCs/>
+              </w:rPr>
+              <w:t>15</w:t>
+            </w:r>
+          </w:p>
+        </w:tc>
+      </w:tr>
+      <w:tr>
+        <w:tc>
+          <w:tcPr>
+            <w:tcW w:w="0" w:type="auto"/>
+            <w:hideMark/>
+          </w:tcPr>
+          <w:p>
+            <w:pPr>
+              <w:pStyle w:val="BodyText"/>
+              <w:rPr>
+                <w:rFonts w:ascii="Times New Roman" w:hAnsi="Times New Roman" w:cs="Times New Roman"/>
+                <w:bCs/>
+              </w:rPr>
+            </w:pPr>
+            <w:r>
+              <w:rPr>
+                <w:rFonts w:ascii="Times New Roman" w:hAnsi="Times New Roman" w:cs="Times New Roman"/>
+                <w:bCs/>
+              </w:rPr>
+              <w:t>3</w:t>
+            </w:r>
+          </w:p>
+        </w:tc>
+        <w:tc>
+          <w:tcPr>
+            <w:tcW w:w="0" w:type="auto"/>
+            <w:hideMark/>
+          </w:tcPr>
+          <w:p>
+            <w:pPr>
+              <w:pStyle w:val="BodyText"/>
+              <w:ind w:left="6"/>
+              <w:rPr>
+                <w:rFonts w:ascii="Times New Roman" w:hAnsi="Times New Roman" w:cs="Times New Roman"/>
+                <w:bCs/>
+              </w:rPr>
+            </w:pPr>
+            <w:r>
+              <w:rPr>
+                <w:rFonts w:ascii="Times New Roman" w:hAnsi="Times New Roman" w:cs="Times New Roman"/>
+                <w:bCs/>
+              </w:rPr>
+              <w:t>Geometry</w:t>
+            </w:r>
+          </w:p>
+        </w:tc>
+        <w:tc>
+          <w:tcPr>
+            <w:tcW w:w="0" w:type="auto"/>
+            <w:hideMark/>
+          </w:tcPr>
+          <w:p>
+            <w:pPr>
+              <w:pStyle w:val="BodyText"/>
+              <w:ind w:left="144"/>
+              <w:rPr>
+                <w:rFonts w:ascii="Times New Roman" w:hAnsi="Times New Roman" w:cs="Times New Roman"/>
+                <w:bCs/>
+              </w:rPr>
+            </w:pPr>
+            <w:r>
+              <w:rPr>
+                <w:rFonts w:ascii="Times New Roman" w:hAnsi="Times New Roman" w:cs="Times New Roman"/>
+                <w:bCs/>
+              </w:rPr>
+              <w:t>2Q (K,U)</w:t>
+            </w:r>
+          </w:p>
+        </w:tc>
+        <w:tc>
+          <w:tcPr>
+            <w:tcW w:w="0" w:type="auto"/>
+            <w:hideMark/>
+          </w:tcPr>
+          <w:p>
+            <w:pPr>
+              <w:pStyle w:val="BodyText"/>
+              <w:ind w:left="270"/>
+              <w:rPr>
+                <w:rFonts w:ascii="Times New Roman" w:hAnsi="Times New Roman" w:cs="Times New Roman"/>
+                <w:bCs/>
+              </w:rPr>
+            </w:pPr>
+            <w:r>
+              <w:rPr>
+                <w:rFonts w:ascii="Times New Roman" w:hAnsi="Times New Roman" w:cs="Times New Roman"/>
+                <w:bCs/>
+              </w:rPr>
+              <w:t>1Q (A)</w:t>
+            </w:r>
+          </w:p>
+        </w:tc>
+        <w:tc>
+          <w:tcPr>
+            <w:tcW w:w="0" w:type="auto"/>
+            <w:hideMark/>
+          </w:tcPr>
+          <w:p>
+            <w:pPr>
+              <w:pStyle w:val="BodyText"/>
+              <w:ind w:left="270"/>
+              <w:rPr>
+                <w:rFonts w:ascii="Times New Roman" w:hAnsi="Times New Roman" w:cs="Times New Roman"/>
+                <w:bCs/>
+              </w:rPr>
+            </w:pPr>
+            <w:r>
+              <w:rPr>
+                <w:rFonts w:ascii="Times New Roman" w:hAnsi="Times New Roman" w:cs="Times New Roman"/>
+                <w:bCs/>
+              </w:rPr>
+              <w:t>1Q (HA)</w:t>
+            </w:r>
+          </w:p>
+        </w:tc>
+        <w:tc>
+          <w:tcPr>
+            <w:tcW w:w="0" w:type="auto"/>
+            <w:hideMark/>
+          </w:tcPr>
+          <w:p>
+            <w:pPr>
+              <w:pStyle w:val="BodyText"/>
+              <w:ind w:left="270"/>
+              <w:rPr>
+                <w:rFonts w:ascii="Times New Roman" w:hAnsi="Times New Roman" w:cs="Times New Roman"/>
+                <w:bCs/>
+              </w:rPr>
+            </w:pPr>
+            <w:r>
+              <w:rPr>
+                <w:rFonts w:ascii="Times New Roman" w:hAnsi="Times New Roman" w:cs="Times New Roman"/>
+                <w:bCs/>
+              </w:rPr>
+              <w:t>4</w:t>
+            </w:r>
+          </w:p>
+        </w:tc>
+        <w:tc>
+          <w:tcPr>
+            <w:tcW w:w="0" w:type="auto"/>
+            <w:hideMark/>
+          </w:tcPr>
+          <w:p>
+            <w:pPr>
+              <w:pStyle w:val="BodyText"/>
+              <w:ind w:left="270"/>
+              <w:rPr>
+                <w:rFonts w:ascii="Times New Roman" w:hAnsi="Times New Roman" w:cs="Times New Roman"/>
+                <w:bCs/>
+              </w:rPr>
+            </w:pPr>
+            <w:r>
+              <w:rPr>
+                <w:rFonts w:ascii="Times New Roman" w:hAnsi="Times New Roman" w:cs="Times New Roman"/>
+                <w:bCs/>
+              </w:rPr>
+              <w:t>13</w:t>
+            </w:r>
+          </w:p>
+        </w:tc>
+      </w:tr>
+      <w:tr>
+        <w:tc>
+          <w:tcPr>
+            <w:tcW w:w="0" w:type="auto"/>
+            <w:hideMark/>
+          </w:tcPr>
+          <w:p>
+            <w:pPr>
+              <w:pStyle w:val="BodyText"/>
+              <w:rPr>
+                <w:rFonts w:ascii="Times New Roman" w:hAnsi="Times New Roman" w:cs="Times New Roman"/>
+                <w:bCs/>
+              </w:rPr>
+            </w:pPr>
+            <w:r>
+              <w:rPr>
+                <w:rFonts w:ascii="Times New Roman" w:hAnsi="Times New Roman" w:cs="Times New Roman"/>
+                <w:bCs/>
+              </w:rPr>
+              <w:t>4</w:t>
+            </w:r>
+          </w:p>
+        </w:tc>
+        <w:tc>
+          <w:tcPr>
+            <w:tcW w:w="0" w:type="auto"/>
+            <w:hideMark/>
+          </w:tcPr>
+          <w:p>
+            <w:pPr>
+              <w:pStyle w:val="BodyText"/>
+              <w:ind w:left="6"/>
+              <w:rPr>
+                <w:rFonts w:ascii="Times New Roman" w:hAnsi="Times New Roman" w:cs="Times New Roman"/>
+                <w:bCs/>
+              </w:rPr>
+            </w:pPr>
+            <w:r>
+              <w:rPr>
+                <w:rFonts w:ascii="Times New Roman" w:hAnsi="Times New Roman" w:cs="Times New Roman"/>
+                <w:bCs/>
+              </w:rPr>
+              <w:t>Statistics</w:t>
+            </w:r>
+          </w:p>
+        </w:tc>
+        <w:tc>
+          <w:tcPr>
+            <w:tcW w:w="0" w:type="auto"/>
+            <w:hideMark/>
+          </w:tcPr>
+          <w:p>
+            <w:pPr>
+              <w:pStyle w:val="BodyText"/>
+              <w:ind w:left="144"/>
+              <w:rPr>
+                <w:rFonts w:ascii="Times New Roman" w:hAnsi="Times New Roman" w:cs="Times New Roman"/>
+                <w:bCs/>
+              </w:rPr>
+            </w:pPr>
+            <w:r>
+              <w:rPr>
+                <w:rFonts w:ascii="Times New Roman" w:hAnsi="Times New Roman" w:cs="Times New Roman"/>
+                <w:bCs/>
+              </w:rPr>
+              <w:t>–</w:t>
+            </w:r>
+          </w:p>
+        </w:tc>
+        <w:tc>
+          <w:tcPr>
+            <w:tcW w:w="0" w:type="auto"/>
+            <w:hideMark/>
+          </w:tcPr>
+          <w:p>
+            <w:pPr>
+              <w:pStyle w:val="BodyText"/>
+              <w:ind w:left="270"/>
+              <w:rPr>
+                <w:rFonts w:ascii="Times New Roman" w:hAnsi="Times New Roman" w:cs="Times New Roman"/>
+                <w:bCs/>
+              </w:rPr>
+            </w:pPr>
+            <w:r>
+              <w:rPr>
+                <w:rFonts w:ascii="Times New Roman" w:hAnsi="Times New Roman" w:cs="Times New Roman"/>
+                <w:bCs/>
+              </w:rPr>
+              <w:t>1Q (U)</w:t>
+            </w:r>
+          </w:p>
+        </w:tc>
+        <w:tc>
+          <w:tcPr>
+            <w:tcW w:w="0" w:type="auto"/>
+            <w:hideMark/>
+          </w:tcPr>
+          <w:p>
+            <w:pPr>
+              <w:pStyle w:val="BodyText"/>
+              <w:ind w:left="270"/>
+              <w:rPr>
+                <w:rFonts w:ascii="Times New Roman" w:hAnsi="Times New Roman" w:cs="Times New Roman"/>
+                <w:bCs/>
+              </w:rPr>
+            </w:pPr>
+            <w:r>
+              <w:rPr>
+                <w:rFonts w:ascii="Times New Roman" w:hAnsi="Times New Roman" w:cs="Times New Roman"/>
+                <w:bCs/>
+              </w:rPr>
+              <w:t>–</w:t>
+            </w:r>
+          </w:p>
+        </w:tc>
+        <w:tc>
+          <w:tcPr>
+            <w:tcW w:w="0" w:type="auto"/>
+            <w:hideMark/>
+          </w:tcPr>
+          <w:p>
+            <w:pPr>
+              <w:pStyle w:val="BodyText"/>
+              <w:ind w:left="270"/>
+              <w:rPr>
+                <w:rFonts w:ascii="Times New Roman" w:hAnsi="Times New Roman" w:cs="Times New Roman"/>
+                <w:bCs/>
+              </w:rPr>
+            </w:pPr>
+            <w:r>
+              <w:rPr>
+                <w:rFonts w:ascii="Times New Roman" w:hAnsi="Times New Roman" w:cs="Times New Roman"/>
+                <w:bCs/>
+              </w:rPr>
+              <w:t>1</w:t>
+            </w:r>
+          </w:p>
+        </w:tc>
+        <w:tc>
+          <w:tcPr>
+            <w:tcW w:w="0" w:type="auto"/>
+            <w:hideMark/>
+          </w:tcPr>
+          <w:p>
+            <w:pPr>
+              <w:pStyle w:val="BodyText"/>
+              <w:ind w:left="270"/>
+              <w:rPr>
+                <w:rFonts w:ascii="Times New Roman" w:hAnsi="Times New Roman" w:cs="Times New Roman"/>
+                <w:bCs/>
+              </w:rPr>
+            </w:pPr>
+            <w:r>
+              <w:rPr>
+                <w:rFonts w:ascii="Times New Roman" w:hAnsi="Times New Roman" w:cs="Times New Roman"/>
+                <w:bCs/>
+              </w:rPr>
+              <w:t>4</w:t>
+            </w:r>
+          </w:p>
+        </w:tc>
+      </w:tr>
+      <w:tr>
+        <w:tc>
+          <w:tcPr>
+            <w:tcW w:w="0" w:type="auto"/>
+            <w:hideMark/>
+          </w:tcPr>
+          <w:p>
+            <w:pPr>
+              <w:pStyle w:val="BodyText"/>
+              <w:rPr>
+                <w:rFonts w:ascii="Times New Roman" w:hAnsi="Times New Roman" w:cs="Times New Roman"/>
+                <w:bCs/>
+              </w:rPr>
+            </w:pPr>
+            <w:r>
+              <w:rPr>
+                <w:rFonts w:ascii="Times New Roman" w:hAnsi="Times New Roman" w:cs="Times New Roman"/>
+                <w:bCs/>
+              </w:rPr>
+              <w:t>5</w:t>
+            </w:r>
+          </w:p>
+        </w:tc>
+        <w:tc>
+          <w:tcPr>
+            <w:tcW w:w="0" w:type="auto"/>
+            <w:hideMark/>
+          </w:tcPr>
+          <w:p>
+            <w:pPr>
+              <w:pStyle w:val="BodyText"/>
+              <w:ind w:left="6"/>
+              <w:rPr>
+                <w:rFonts w:ascii="Times New Roman" w:hAnsi="Times New Roman" w:cs="Times New Roman"/>
+                <w:bCs/>
+              </w:rPr>
+            </w:pPr>
+            <w:r>
+              <w:rPr>
+                <w:rFonts w:ascii="Times New Roman" w:hAnsi="Times New Roman" w:cs="Times New Roman"/>
+                <w:bCs/>
+              </w:rPr>
+              <w:t>Limit &amp; Continuity</w:t>
+            </w:r>
+          </w:p>
+        </w:tc>
+        <w:tc>
+          <w:tcPr>
+            <w:tcW w:w="0" w:type="auto"/>
+            <w:hideMark/>
+          </w:tcPr>
+          <w:p>
+            <w:pPr>
+              <w:pStyle w:val="BodyText"/>
+              <w:ind w:left="144"/>
+              <w:rPr>
+                <w:rFonts w:ascii="Times New Roman" w:hAnsi="Times New Roman" w:cs="Times New Roman"/>
+                <w:bCs/>
+              </w:rPr>
+            </w:pPr>
+            <w:r>
+              <w:rPr>
+                <w:rFonts w:ascii="Times New Roman" w:hAnsi="Times New Roman" w:cs="Times New Roman"/>
+                <w:bCs/>
+              </w:rPr>
+              <w:t>1Q (A)</w:t>
+            </w:r>
+          </w:p>
+        </w:tc>
+        <w:tc>
+          <w:tcPr>
+            <w:tcW w:w="0" w:type="auto"/>
+            <w:hideMark/>
+          </w:tcPr>
+          <w:p>
+            <w:pPr>
+              <w:pStyle w:val="BodyText"/>
+              <w:ind w:left="270"/>
+              <w:rPr>
+                <w:rFonts w:ascii="Times New Roman" w:hAnsi="Times New Roman" w:cs="Times New Roman"/>
+                <w:bCs/>
+              </w:rPr>
+            </w:pPr>
+            <w:r>
+              <w:rPr>
+                <w:rFonts w:ascii="Times New Roman" w:hAnsi="Times New Roman" w:cs="Times New Roman"/>
+                <w:bCs/>
+              </w:rPr>
+              <w:t>1Q (U)</w:t>
+            </w:r>
+          </w:p>
+        </w:tc>
+        <w:tc>
+          <w:tcPr>
+            <w:tcW w:w="0" w:type="auto"/>
+            <w:hideMark/>
+          </w:tcPr>
+          <w:p>
+            <w:pPr>
+              <w:pStyle w:val="BodyText"/>
+              <w:ind w:left="270"/>
+              <w:rPr>
+                <w:rFonts w:ascii="Times New Roman" w:hAnsi="Times New Roman" w:cs="Times New Roman"/>
+                <w:bCs/>
+              </w:rPr>
+            </w:pPr>
+            <w:r>
+              <w:rPr>
+                <w:rFonts w:ascii="Times New Roman" w:hAnsi="Times New Roman" w:cs="Times New Roman"/>
+                <w:bCs/>
+              </w:rPr>
+              <w:t>–</w:t>
+            </w:r>
+          </w:p>
+        </w:tc>
+        <w:tc>
+          <w:tcPr>
+            <w:tcW w:w="0" w:type="auto"/>
+            <w:hideMark/>
+          </w:tcPr>
+          <w:p>
+            <w:pPr>
+              <w:pStyle w:val="BodyText"/>
+              <w:ind w:left="270"/>
+              <w:rPr>
+                <w:rFonts w:ascii="Times New Roman" w:hAnsi="Times New Roman" w:cs="Times New Roman"/>
+                <w:bCs/>
+              </w:rPr>
+            </w:pPr>
+            <w:r>
+              <w:rPr>
+                <w:rFonts w:ascii="Times New Roman" w:hAnsi="Times New Roman" w:cs="Times New Roman"/>
+                <w:bCs/>
+              </w:rPr>
+              <w:t>2</w:t>
+            </w:r>
+          </w:p>
+        </w:tc>
+        <w:tc>
+          <w:tcPr>
+            <w:tcW w:w="0" w:type="auto"/>
+            <w:hideMark/>
+          </w:tcPr>
+          <w:p>
+            <w:pPr>
+              <w:pStyle w:val="BodyText"/>
+              <w:ind w:left="270"/>
+              <w:rPr>
+                <w:rFonts w:ascii="Times New Roman" w:hAnsi="Times New Roman" w:cs="Times New Roman"/>
+                <w:bCs/>
+              </w:rPr>
+            </w:pPr>
+            <w:r>
+              <w:rPr>
+                <w:rFonts w:ascii="Times New Roman" w:hAnsi="Times New Roman" w:cs="Times New Roman"/>
+                <w:bCs/>
+              </w:rPr>
+              <w:t>5</w:t>
+            </w:r>
+          </w:p>
+        </w:tc>
+      </w:tr>
+      <w:tr>
+        <w:tc>
+          <w:tcPr>
+            <w:tcW w:w="0" w:type="auto"/>
+            <w:hideMark/>
+          </w:tcPr>
+          <w:p>
+            <w:pPr>
+              <w:pStyle w:val="BodyText"/>
+              <w:ind w:left="252" w:hanging="90"/>
+              <w:rPr>
+                <w:rFonts w:ascii="Times New Roman" w:hAnsi="Times New Roman" w:cs="Times New Roman"/>
+                <w:bCs/>
+              </w:rPr>
+            </w:pPr>
+            <w:r>
+              <w:rPr>
+                <w:rFonts w:ascii="Times New Roman" w:hAnsi="Times New Roman" w:cs="Times New Roman"/>
+                <w:bCs/>
+              </w:rPr>
+              <w:t>Total</w:t>
+            </w:r>
+          </w:p>
+        </w:tc>
+        <w:tc>
+          <w:tcPr>
+            <w:tcW w:w="0" w:type="auto"/>
+            <w:hideMark/>
+          </w:tcPr>
+          <w:p>
+            <w:pPr>
+              <w:pStyle w:val="BodyText"/>
+              <w:ind w:left="6"/>
+              <w:rPr>
+                <w:rFonts w:ascii="Times New Roman" w:hAnsi="Times New Roman" w:cs="Times New Roman"/>
+                <w:bCs/>
+              </w:rPr>
+            </w:pPr>
+          </w:p>
+        </w:tc>
+        <w:tc>
+          <w:tcPr>
+            <w:tcW w:w="0" w:type="auto"/>
+            <w:hideMark/>
+          </w:tcPr>
+          <w:p>
+            <w:pPr>
+              <w:pStyle w:val="BodyText"/>
+              <w:ind w:left="144"/>
+              <w:rPr>
+                <w:rFonts w:ascii="Times New Roman" w:hAnsi="Times New Roman" w:cs="Times New Roman"/>
+                <w:bCs/>
+              </w:rPr>
+            </w:pPr>
+            <w:r>
+              <w:rPr>
+                <w:rFonts w:ascii="Times New Roman" w:hAnsi="Times New Roman" w:cs="Times New Roman"/>
+                <w:bCs/>
+              </w:rPr>
+              <w:t>7</w:t>
+            </w:r>
+          </w:p>
+        </w:tc>
+        <w:tc>
+          <w:tcPr>
+            <w:tcW w:w="0" w:type="auto"/>
+            <w:hideMark/>
+          </w:tcPr>
+          <w:p>
+            <w:pPr>
+              <w:pStyle w:val="BodyText"/>
+              <w:ind w:left="270"/>
+              <w:rPr>
+                <w:rFonts w:ascii="Times New Roman" w:hAnsi="Times New Roman" w:cs="Times New Roman"/>
+                <w:bCs/>
+              </w:rPr>
+            </w:pPr>
+            <w:r>
+              <w:rPr>
+                <w:rFonts w:ascii="Times New Roman" w:hAnsi="Times New Roman" w:cs="Times New Roman"/>
+                <w:bCs/>
+              </w:rPr>
+              <w:t>7</w:t>
+            </w:r>
+          </w:p>
+        </w:tc>
+        <w:tc>
+          <w:tcPr>
+            <w:tcW w:w="0" w:type="auto"/>
+            <w:hideMark/>
+          </w:tcPr>
+          <w:p>
+            <w:pPr>
+              <w:pStyle w:val="BodyText"/>
+              <w:ind w:left="270"/>
+              <w:rPr>
+                <w:rFonts w:ascii="Times New Roman" w:hAnsi="Times New Roman" w:cs="Times New Roman"/>
+                <w:bCs/>
+              </w:rPr>
+            </w:pPr>
+            <w:r>
+              <w:rPr>
+                <w:rFonts w:ascii="Times New Roman" w:hAnsi="Times New Roman" w:cs="Times New Roman"/>
+                <w:bCs/>
+              </w:rPr>
+              <w:t>3</w:t>
+            </w:r>
+          </w:p>
+        </w:tc>
+        <w:tc>
+          <w:tcPr>
+            <w:tcW w:w="0" w:type="auto"/>
+            <w:hideMark/>
+          </w:tcPr>
+          <w:p>
+            <w:pPr>
+              <w:pStyle w:val="BodyText"/>
+              <w:ind w:left="270"/>
+              <w:rPr>
+                <w:rFonts w:ascii="Times New Roman" w:hAnsi="Times New Roman" w:cs="Times New Roman"/>
+                <w:bCs/>
+              </w:rPr>
+            </w:pPr>
+            <w:r>
+              <w:rPr>
+                <w:rFonts w:ascii="Times New Roman" w:hAnsi="Times New Roman" w:cs="Times New Roman"/>
+                <w:bCs/>
+              </w:rPr>
+              <w:t>17</w:t>
+            </w:r>
+          </w:p>
+        </w:tc>
+        <w:tc>
+          <w:tcPr>
+            <w:tcW w:w="0" w:type="auto"/>
+            <w:hideMark/>
+          </w:tcPr>
+          <w:p>
+            <w:pPr>
+              <w:pStyle w:val="BodyText"/>
+              <w:ind w:left="270"/>
+              <w:rPr>
+                <w:rFonts w:ascii="Times New Roman" w:hAnsi="Times New Roman" w:cs="Times New Roman"/>
+                <w:bCs/>
+              </w:rPr>
+            </w:pPr>
+            <w:r>
+              <w:rPr>
+                <w:rFonts w:ascii="Times New Roman" w:hAnsi="Times New Roman" w:cs="Times New Roman"/>
+                <w:bCs/>
+              </w:rPr>
+              <w:t>50</w:t>
+            </w:r>
+          </w:p>
+        </w:tc>
+      </w:tr>
+      <w:tr>
+        <w:tc>
+          <w:tcPr>
+            <w:tcW w:w="0" w:type="auto"/>
+            <w:hideMark/>
+          </w:tcPr>
+          <w:p>
+            <w:pPr>
+              <w:pStyle w:val="BodyText"/>
+              <w:ind w:left="132"/>
+              <w:rPr>
+                <w:rFonts w:ascii="Times New Roman" w:hAnsi="Times New Roman" w:cs="Times New Roman"/>
+                <w:bCs/>
+              </w:rPr>
+            </w:pPr>
+            <w:r>
+              <w:rPr>
+                <w:rFonts w:ascii="Times New Roman" w:hAnsi="Times New Roman" w:cs="Times New Roman"/>
+                <w:bCs/>
+                <w:sz w:val="18"/>
+                <w:szCs w:val="18"/>
+              </w:rPr>
+              <w:t>Marks Distribution</w:t>
+            </w:r>
+          </w:p>
+        </w:tc>
+        <w:tc>
+          <w:tcPr>
+            <w:tcW w:w="0" w:type="auto"/>
+            <w:hideMark/>
+          </w:tcPr>
+          <w:p>
+            <w:pPr>
+              <w:pStyle w:val="BodyText"/>
+              <w:rPr>
+                <w:rFonts w:ascii="Times New Roman" w:hAnsi="Times New Roman" w:cs="Times New Roman"/>
+                <w:bCs/>
+              </w:rPr>
+            </w:pPr>
+          </w:p>
+        </w:tc>
+        <w:tc>
+          <w:tcPr>
+            <w:tcW w:w="0" w:type="auto"/>
+            <w:hideMark/>
+          </w:tcPr>
+          <w:p>
+            <w:pPr>
+              <w:pStyle w:val="BodyText"/>
+              <w:ind w:left="144"/>
+              <w:rPr>
+                <w:rFonts w:ascii="Times New Roman" w:hAnsi="Times New Roman" w:cs="Times New Roman"/>
+                <w:bCs/>
+              </w:rPr>
+            </w:pPr>
+            <w:r>
+              <w:rPr>
+                <w:rFonts w:ascii="Times New Roman" w:hAnsi="Times New Roman" w:cs="Times New Roman"/>
+                <w:bCs/>
+              </w:rPr>
+              <w:t>7 × 1 = 7</w:t>
+            </w:r>
+          </w:p>
+        </w:tc>
+        <w:tc>
+          <w:tcPr>
+            <w:tcW w:w="0" w:type="auto"/>
+            <w:hideMark/>
+          </w:tcPr>
+          <w:p>
+            <w:pPr>
+              <w:pStyle w:val="BodyText"/>
+              <w:ind w:left="270"/>
+              <w:rPr>
+                <w:rFonts w:ascii="Times New Roman" w:hAnsi="Times New Roman" w:cs="Times New Roman"/>
+                <w:bCs/>
+              </w:rPr>
+            </w:pPr>
+            <w:r>
+              <w:rPr>
+                <w:rFonts w:ascii="Times New Roman" w:hAnsi="Times New Roman" w:cs="Times New Roman"/>
+                <w:bCs/>
+              </w:rPr>
+              <w:t>7 × 4 = 28</w:t>
+            </w:r>
+          </w:p>
+        </w:tc>
+        <w:tc>
+          <w:tcPr>
+            <w:tcW w:w="0" w:type="auto"/>
+            <w:hideMark/>
+          </w:tcPr>
+          <w:p>
+            <w:pPr>
+              <w:pStyle w:val="BodyText"/>
+              <w:ind w:left="270"/>
+              <w:rPr>
+                <w:rFonts w:ascii="Times New Roman" w:hAnsi="Times New Roman" w:cs="Times New Roman"/>
+                <w:bCs/>
+              </w:rPr>
+            </w:pPr>
+            <w:r>
+              <w:rPr>
+                <w:rFonts w:ascii="Times New Roman" w:hAnsi="Times New Roman" w:cs="Times New Roman"/>
+                <w:bCs/>
+              </w:rPr>
+              <w:t>3 × 5 = 15</w:t>
+            </w:r>
+          </w:p>
+        </w:tc>
+        <w:tc>
+          <w:tcPr>
+            <w:tcW w:w="0" w:type="auto"/>
+            <w:hideMark/>
+          </w:tcPr>
+          <w:p>
+            <w:pPr>
+              <w:pStyle w:val="BodyText"/>
+              <w:ind w:left="270"/>
+              <w:rPr>
+                <w:rFonts w:ascii="Times New Roman" w:hAnsi="Times New Roman" w:cs="Times New Roman"/>
+                <w:bCs/>
+              </w:rPr>
+            </w:pPr>
+          </w:p>
+        </w:tc>
+        <w:tc>
+          <w:tcPr>
+            <w:tcW w:w="0" w:type="auto"/>
+            <w:hideMark/>
+          </w:tcPr>
+          <w:p>
+            <w:pPr>
+              <w:pStyle w:val="BodyText"/>
+              <w:ind w:left="270"/>
+              <w:rPr>
+                <w:rFonts w:ascii="Times New Roman" w:hAnsi="Times New Roman" w:cs="Times New Roman"/>
+                <w:bCs/>
+              </w:rPr>
+            </w:pPr>
+            <w:r>
+              <w:rPr>
+                <w:rFonts w:ascii="Times New Roman" w:hAnsi="Times New Roman" w:cs="Times New Roman"/>
+                <w:bCs/>
+              </w:rPr>
+              <w:t>50</w:t>
+            </w:r>
+          </w:p>
+        </w:tc>
+      </w:tr>
+    </w:tbl>
+    <w:p>
+      <w:pPr>
+        <w:pStyle w:val="BodyText"/>
+        <w:rPr>
+          <w:rFonts w:ascii="Times New Roman" w:hAnsi="Times New Roman" w:cs="Times New Roman"/>
+          <w:b/>
+        </w:rPr>
+      </w:pPr>
+    </w:p>
+    <w:p>
+      <w:pPr>
+        <w:rPr>
+          <w:rFonts w:ascii="Times New Roman" w:eastAsia="Arial MT" w:hAnsi="Times New Roman" w:cs="Times New Roman"/>
+          <w:b/>
+          <w:sz w:val="24"/>
+          <w:szCs w:val="24"/>
+        </w:rPr>
+      </w:pPr>
+      <w:r>
+        <w:rPr>
+          <w:rFonts w:ascii="Times New Roman" w:hAnsi="Times New Roman" w:cs="Times New Roman"/>
+          <w:b/>
+        </w:rPr>
+        <w:br w:type="page"/>
+      </w:r>
+    </w:p>
+    <w:tbl>
+      <w:tblPr>
+        <w:tblStyle w:val="TableGrid"/>
+        <w:tblpPr w:leftFromText="180" w:rightFromText="180" w:horzAnchor="margin" w:tblpY="912"/>
+        <w:tblW w:w="0" w:type="auto"/>
+        <w:tblLook w:val="04A0" w:firstRow="1" w:lastRow="0" w:firstColumn="1" w:lastColumn="0" w:noHBand="0" w:noVBand="1"/>
+      </w:tblPr>
+      <w:tblGrid>
+        <w:gridCol w:w="1725"/>
+        <w:gridCol w:w="1859"/>
+        <w:gridCol w:w="1295"/>
+        <w:gridCol w:w="1388"/>
+        <w:gridCol w:w="1403"/>
+        <w:gridCol w:w="1560"/>
+        <w:gridCol w:w="1226"/>
+      </w:tblGrid>
+      <w:tr>
+        <w:tc>
+          <w:tcPr>
+            <w:tcW w:w="0" w:type="auto"/>
+            <w:hideMark/>
+          </w:tcPr>
+          <w:p>
+            <w:pPr>
+              <w:pStyle w:val="BodyText"/>
+              <w:ind w:left="162"/>
+              <w:rPr>
+                <w:rFonts w:ascii="Times New Roman" w:hAnsi="Times New Roman" w:cs="Times New Roman"/>
+                <w:b/>
+                <w:bCs/>
+              </w:rPr>
+            </w:pPr>
+            <w:r>
+              <w:rPr>
+                <w:rFonts w:ascii="Times New Roman" w:hAnsi="Times New Roman" w:cs="Times New Roman"/>
+                <w:b/>
+                <w:bCs/>
+              </w:rPr>
+              <w:lastRenderedPageBreak/>
+              <w:t>S.N.</w:t>
+            </w:r>
+          </w:p>
+        </w:tc>
+        <w:tc>
+          <w:tcPr>
+            <w:tcW w:w="0" w:type="auto"/>
+            <w:hideMark/>
+          </w:tcPr>
+          <w:p>
+            <w:pPr>
+              <w:pStyle w:val="BodyText"/>
+              <w:ind w:left="162"/>
+              <w:rPr>
+                <w:rFonts w:ascii="Times New Roman" w:hAnsi="Times New Roman" w:cs="Times New Roman"/>
+                <w:b/>
+                <w:bCs/>
+              </w:rPr>
+            </w:pPr>
+            <w:r>
+              <w:rPr>
+                <w:rFonts w:ascii="Times New Roman" w:hAnsi="Times New Roman" w:cs="Times New Roman"/>
+                <w:b/>
+                <w:bCs/>
+              </w:rPr>
+              <w:t>Content Areas</w:t>
+            </w:r>
+          </w:p>
+        </w:tc>
+        <w:tc>
+          <w:tcPr>
+            <w:tcW w:w="0" w:type="auto"/>
+            <w:hideMark/>
+          </w:tcPr>
+          <w:p>
+            <w:pPr>
+              <w:pStyle w:val="BodyText"/>
+              <w:ind w:left="162"/>
+              <w:rPr>
+                <w:rFonts w:ascii="Times New Roman" w:hAnsi="Times New Roman" w:cs="Times New Roman"/>
+                <w:b/>
+                <w:bCs/>
+              </w:rPr>
+            </w:pPr>
+            <w:r>
+              <w:rPr>
+                <w:rFonts w:ascii="Times New Roman" w:hAnsi="Times New Roman" w:cs="Times New Roman"/>
+                <w:b/>
+                <w:bCs/>
+              </w:rPr>
+              <w:t>MCQ (1 Mark)</w:t>
+            </w:r>
+          </w:p>
+        </w:tc>
+        <w:tc>
+          <w:tcPr>
+            <w:tcW w:w="0" w:type="auto"/>
+            <w:hideMark/>
+          </w:tcPr>
+          <w:p>
+            <w:pPr>
+              <w:pStyle w:val="BodyText"/>
+              <w:ind w:left="162"/>
+              <w:rPr>
+                <w:rFonts w:ascii="Times New Roman" w:hAnsi="Times New Roman" w:cs="Times New Roman"/>
+                <w:b/>
+                <w:bCs/>
+              </w:rPr>
+            </w:pPr>
+            <w:r>
+              <w:rPr>
+                <w:rFonts w:ascii="Times New Roman" w:hAnsi="Times New Roman" w:cs="Times New Roman"/>
+                <w:b/>
+                <w:bCs/>
+              </w:rPr>
+              <w:t>WCA (4 Marks)</w:t>
+            </w:r>
+          </w:p>
+        </w:tc>
+        <w:tc>
+          <w:tcPr>
+            <w:tcW w:w="0" w:type="auto"/>
+            <w:hideMark/>
+          </w:tcPr>
+          <w:p>
+            <w:pPr>
+              <w:pStyle w:val="BodyText"/>
+              <w:ind w:left="162"/>
+              <w:rPr>
+                <w:rFonts w:ascii="Times New Roman" w:hAnsi="Times New Roman" w:cs="Times New Roman"/>
+                <w:b/>
+                <w:bCs/>
+              </w:rPr>
+            </w:pPr>
+            <w:r>
+              <w:rPr>
+                <w:rFonts w:ascii="Times New Roman" w:hAnsi="Times New Roman" w:cs="Times New Roman"/>
+                <w:b/>
+                <w:bCs/>
+              </w:rPr>
+              <w:t>C.C.A (5 Marks)</w:t>
+            </w:r>
+          </w:p>
+        </w:tc>
+        <w:tc>
+          <w:tcPr>
+            <w:tcW w:w="0" w:type="auto"/>
+            <w:hideMark/>
+          </w:tcPr>
+          <w:p>
+            <w:pPr>
+              <w:pStyle w:val="BodyText"/>
+              <w:ind w:left="162"/>
+              <w:rPr>
+                <w:rFonts w:ascii="Times New Roman" w:hAnsi="Times New Roman" w:cs="Times New Roman"/>
+                <w:b/>
+                <w:bCs/>
+              </w:rPr>
+            </w:pPr>
+            <w:r>
+              <w:rPr>
+                <w:rFonts w:ascii="Times New Roman" w:hAnsi="Times New Roman" w:cs="Times New Roman"/>
+                <w:b/>
+                <w:bCs/>
+              </w:rPr>
+              <w:t>Total Questions</w:t>
+            </w:r>
+          </w:p>
+        </w:tc>
+        <w:tc>
+          <w:tcPr>
+            <w:tcW w:w="0" w:type="auto"/>
+            <w:hideMark/>
+          </w:tcPr>
+          <w:p>
+            <w:pPr>
+              <w:pStyle w:val="BodyText"/>
+              <w:ind w:left="162"/>
+              <w:rPr>
+                <w:rFonts w:ascii="Times New Roman" w:hAnsi="Times New Roman" w:cs="Times New Roman"/>
+                <w:b/>
+                <w:bCs/>
+              </w:rPr>
+            </w:pPr>
+            <w:r>
+              <w:rPr>
+                <w:rFonts w:ascii="Times New Roman" w:hAnsi="Times New Roman" w:cs="Times New Roman"/>
+                <w:b/>
+                <w:bCs/>
+              </w:rPr>
+              <w:t>Total Marks</w:t>
+            </w:r>
+          </w:p>
+        </w:tc>
+      </w:tr>
+      <w:tr>
+        <w:tc>
+          <w:tcPr>
+            <w:tcW w:w="0" w:type="auto"/>
+            <w:hideMark/>
+          </w:tcPr>
+          <w:p>
+            <w:pPr>
+              <w:pStyle w:val="BodyText"/>
+              <w:ind w:left="162"/>
+              <w:rPr>
+                <w:rFonts w:ascii="Times New Roman" w:hAnsi="Times New Roman" w:cs="Times New Roman"/>
+                <w:bCs/>
+              </w:rPr>
+            </w:pPr>
+            <w:r>
+              <w:rPr>
+                <w:rFonts w:ascii="Times New Roman" w:hAnsi="Times New Roman" w:cs="Times New Roman"/>
+                <w:bCs/>
+              </w:rPr>
+              <w:t>1</w:t>
+            </w:r>
+          </w:p>
+        </w:tc>
+        <w:tc>
+          <w:tcPr>
+            <w:tcW w:w="0" w:type="auto"/>
+            <w:hideMark/>
+          </w:tcPr>
+          <w:p>
+            <w:pPr>
+              <w:pStyle w:val="BodyText"/>
+              <w:ind w:left="162"/>
+              <w:rPr>
+                <w:rFonts w:ascii="Times New Roman" w:hAnsi="Times New Roman" w:cs="Times New Roman"/>
+                <w:bCs/>
+              </w:rPr>
+            </w:pPr>
+            <w:r>
+              <w:rPr>
+                <w:rFonts w:ascii="Times New Roman" w:hAnsi="Times New Roman" w:cs="Times New Roman"/>
+                <w:bCs/>
+              </w:rPr>
+              <w:t>Algebra</w:t>
+            </w:r>
+          </w:p>
+        </w:tc>
+        <w:tc>
+          <w:tcPr>
+            <w:tcW w:w="0" w:type="auto"/>
+            <w:hideMark/>
+          </w:tcPr>
+          <w:p>
+            <w:pPr>
+              <w:pStyle w:val="BodyText"/>
+              <w:ind w:left="162"/>
+              <w:rPr>
+                <w:rFonts w:ascii="Times New Roman" w:hAnsi="Times New Roman" w:cs="Times New Roman"/>
+                <w:bCs/>
+              </w:rPr>
+            </w:pPr>
+            <w:r>
+              <w:rPr>
+                <w:rFonts w:ascii="Times New Roman" w:hAnsi="Times New Roman" w:cs="Times New Roman"/>
+                <w:bCs/>
+              </w:rPr>
+              <w:t>2Q (K,A)</w:t>
+            </w:r>
+          </w:p>
+        </w:tc>
+        <w:tc>
+          <w:tcPr>
+            <w:tcW w:w="0" w:type="auto"/>
+            <w:hideMark/>
+          </w:tcPr>
+          <w:p>
+            <w:pPr>
+              <w:pStyle w:val="BodyText"/>
+              <w:ind w:left="162"/>
+              <w:rPr>
+                <w:rFonts w:ascii="Times New Roman" w:hAnsi="Times New Roman" w:cs="Times New Roman"/>
+                <w:bCs/>
+              </w:rPr>
+            </w:pPr>
+            <w:r>
+              <w:rPr>
+                <w:rFonts w:ascii="Times New Roman" w:hAnsi="Times New Roman" w:cs="Times New Roman"/>
+                <w:bCs/>
+              </w:rPr>
+              <w:t>1Q (U)</w:t>
+            </w:r>
+          </w:p>
+        </w:tc>
+        <w:tc>
+          <w:tcPr>
+            <w:tcW w:w="0" w:type="auto"/>
+            <w:hideMark/>
+          </w:tcPr>
+          <w:p>
+            <w:pPr>
+              <w:pStyle w:val="BodyText"/>
+              <w:ind w:left="162"/>
+              <w:rPr>
+                <w:rFonts w:ascii="Times New Roman" w:hAnsi="Times New Roman" w:cs="Times New Roman"/>
+                <w:bCs/>
+              </w:rPr>
+            </w:pPr>
+            <w:r>
+              <w:rPr>
+                <w:rFonts w:ascii="Times New Roman" w:hAnsi="Times New Roman" w:cs="Times New Roman"/>
+                <w:bCs/>
+              </w:rPr>
+              <w:t>1Q (HA)</w:t>
+            </w:r>
+          </w:p>
+        </w:tc>
+        <w:tc>
+          <w:tcPr>
+            <w:tcW w:w="0" w:type="auto"/>
+            <w:hideMark/>
+          </w:tcPr>
+          <w:p>
+            <w:pPr>
+              <w:pStyle w:val="BodyText"/>
+              <w:ind w:left="162"/>
+              <w:rPr>
+                <w:rFonts w:ascii="Times New Roman" w:hAnsi="Times New Roman" w:cs="Times New Roman"/>
+                <w:bCs/>
+              </w:rPr>
+            </w:pPr>
+            <w:r>
+              <w:rPr>
+                <w:rFonts w:ascii="Times New Roman" w:hAnsi="Times New Roman" w:cs="Times New Roman"/>
+                <w:bCs/>
+              </w:rPr>
+              <w:t>4</w:t>
+            </w:r>
+          </w:p>
+        </w:tc>
+        <w:tc>
+          <w:tcPr>
+            <w:tcW w:w="0" w:type="auto"/>
+            <w:hideMark/>
+          </w:tcPr>
+          <w:p>
+            <w:pPr>
+              <w:pStyle w:val="BodyText"/>
+              <w:ind w:left="162"/>
+              <w:rPr>
+                <w:rFonts w:ascii="Times New Roman" w:hAnsi="Times New Roman" w:cs="Times New Roman"/>
+                <w:bCs/>
+              </w:rPr>
+            </w:pPr>
+            <w:r>
+              <w:rPr>
+                <w:rFonts w:ascii="Times New Roman" w:hAnsi="Times New Roman" w:cs="Times New Roman"/>
+                <w:bCs/>
+              </w:rPr>
+              <w:t>11</w:t>
+            </w:r>
+          </w:p>
+        </w:tc>
+      </w:tr>
+      <w:tr>
+        <w:tc>
+          <w:tcPr>
+            <w:tcW w:w="0" w:type="auto"/>
+            <w:hideMark/>
+          </w:tcPr>
+          <w:p>
+            <w:pPr>
+              <w:pStyle w:val="BodyText"/>
+              <w:ind w:left="162"/>
+              <w:rPr>
+                <w:rFonts w:ascii="Times New Roman" w:hAnsi="Times New Roman" w:cs="Times New Roman"/>
+                <w:bCs/>
+              </w:rPr>
+            </w:pPr>
+            <w:r>
+              <w:rPr>
+                <w:rFonts w:ascii="Times New Roman" w:hAnsi="Times New Roman" w:cs="Times New Roman"/>
+                <w:bCs/>
+              </w:rPr>
+              <w:t>2</w:t>
+            </w:r>
+          </w:p>
+        </w:tc>
+        <w:tc>
+          <w:tcPr>
+            <w:tcW w:w="0" w:type="auto"/>
+            <w:hideMark/>
+          </w:tcPr>
+          <w:p>
+            <w:pPr>
+              <w:pStyle w:val="BodyText"/>
+              <w:ind w:left="162"/>
+              <w:rPr>
+                <w:rFonts w:ascii="Times New Roman" w:hAnsi="Times New Roman" w:cs="Times New Roman"/>
+                <w:bCs/>
+              </w:rPr>
+            </w:pPr>
+            <w:r>
+              <w:rPr>
+                <w:rFonts w:ascii="Times New Roman" w:hAnsi="Times New Roman" w:cs="Times New Roman"/>
+                <w:bCs/>
+              </w:rPr>
+              <w:t>Trigonometry</w:t>
+            </w:r>
+          </w:p>
+        </w:tc>
+        <w:tc>
+          <w:tcPr>
+            <w:tcW w:w="0" w:type="auto"/>
+            <w:hideMark/>
+          </w:tcPr>
+          <w:p>
+            <w:pPr>
+              <w:pStyle w:val="BodyText"/>
+              <w:ind w:left="162"/>
+              <w:rPr>
+                <w:rFonts w:ascii="Times New Roman" w:hAnsi="Times New Roman" w:cs="Times New Roman"/>
+                <w:bCs/>
+              </w:rPr>
+            </w:pPr>
+            <w:r>
+              <w:rPr>
+                <w:rFonts w:ascii="Times New Roman" w:hAnsi="Times New Roman" w:cs="Times New Roman"/>
+                <w:bCs/>
+              </w:rPr>
+              <w:t>2Q (K,U)</w:t>
+            </w:r>
+          </w:p>
+        </w:tc>
+        <w:tc>
+          <w:tcPr>
+            <w:tcW w:w="0" w:type="auto"/>
+            <w:hideMark/>
+          </w:tcPr>
+          <w:p>
+            <w:pPr>
+              <w:pStyle w:val="BodyText"/>
+              <w:ind w:left="162"/>
+              <w:rPr>
+                <w:rFonts w:ascii="Times New Roman" w:hAnsi="Times New Roman" w:cs="Times New Roman"/>
+                <w:bCs/>
+              </w:rPr>
+            </w:pPr>
+            <w:r>
+              <w:rPr>
+                <w:rFonts w:ascii="Times New Roman" w:hAnsi="Times New Roman" w:cs="Times New Roman"/>
+                <w:bCs/>
+              </w:rPr>
+              <w:t>2Q (U,A)</w:t>
+            </w:r>
+          </w:p>
+        </w:tc>
+        <w:tc>
+          <w:tcPr>
+            <w:tcW w:w="0" w:type="auto"/>
+            <w:hideMark/>
+          </w:tcPr>
+          <w:p>
+            <w:pPr>
+              <w:pStyle w:val="BodyText"/>
+              <w:ind w:left="162"/>
+              <w:rPr>
+                <w:rFonts w:ascii="Times New Roman" w:hAnsi="Times New Roman" w:cs="Times New Roman"/>
+                <w:bCs/>
+              </w:rPr>
+            </w:pPr>
+            <w:r>
+              <w:rPr>
+                <w:rFonts w:ascii="Times New Roman" w:hAnsi="Times New Roman" w:cs="Times New Roman"/>
+                <w:bCs/>
+              </w:rPr>
+              <w:t>1Q (HA)</w:t>
+            </w:r>
+          </w:p>
+        </w:tc>
+        <w:tc>
+          <w:tcPr>
+            <w:tcW w:w="0" w:type="auto"/>
+            <w:hideMark/>
+          </w:tcPr>
+          <w:p>
+            <w:pPr>
+              <w:pStyle w:val="BodyText"/>
+              <w:ind w:left="162"/>
+              <w:rPr>
+                <w:rFonts w:ascii="Times New Roman" w:hAnsi="Times New Roman" w:cs="Times New Roman"/>
+                <w:bCs/>
+              </w:rPr>
+            </w:pPr>
+            <w:r>
+              <w:rPr>
+                <w:rFonts w:ascii="Times New Roman" w:hAnsi="Times New Roman" w:cs="Times New Roman"/>
+                <w:bCs/>
+              </w:rPr>
+              <w:t>5</w:t>
+            </w:r>
+          </w:p>
+        </w:tc>
+        <w:tc>
+          <w:tcPr>
+            <w:tcW w:w="0" w:type="auto"/>
+            <w:hideMark/>
+          </w:tcPr>
+          <w:p>
+            <w:pPr>
+              <w:pStyle w:val="BodyText"/>
+              <w:ind w:left="162"/>
+              <w:rPr>
+                <w:rFonts w:ascii="Times New Roman" w:hAnsi="Times New Roman" w:cs="Times New Roman"/>
+                <w:bCs/>
+              </w:rPr>
+            </w:pPr>
+            <w:r>
+              <w:rPr>
+                <w:rFonts w:ascii="Times New Roman" w:hAnsi="Times New Roman" w:cs="Times New Roman"/>
+                <w:bCs/>
+              </w:rPr>
+              <w:t>15</w:t>
+            </w:r>
+          </w:p>
+        </w:tc>
+      </w:tr>
+      <w:tr>
+        <w:tc>
+          <w:tcPr>
+            <w:tcW w:w="0" w:type="auto"/>
+            <w:hideMark/>
+          </w:tcPr>
+          <w:p>
+            <w:pPr>
+              <w:pStyle w:val="BodyText"/>
+              <w:ind w:left="162"/>
+              <w:rPr>
+                <w:rFonts w:ascii="Times New Roman" w:hAnsi="Times New Roman" w:cs="Times New Roman"/>
+                <w:bCs/>
+              </w:rPr>
+            </w:pPr>
+            <w:r>
+              <w:rPr>
+                <w:rFonts w:ascii="Times New Roman" w:hAnsi="Times New Roman" w:cs="Times New Roman"/>
+                <w:bCs/>
+              </w:rPr>
+              <w:t>3</w:t>
+            </w:r>
+          </w:p>
+        </w:tc>
+        <w:tc>
+          <w:tcPr>
+            <w:tcW w:w="0" w:type="auto"/>
+            <w:hideMark/>
+          </w:tcPr>
+          <w:p>
+            <w:pPr>
+              <w:pStyle w:val="BodyText"/>
+              <w:ind w:left="162"/>
+              <w:rPr>
+                <w:rFonts w:ascii="Times New Roman" w:hAnsi="Times New Roman" w:cs="Times New Roman"/>
+                <w:bCs/>
+              </w:rPr>
+            </w:pPr>
+            <w:r>
+              <w:rPr>
+                <w:rFonts w:ascii="Times New Roman" w:hAnsi="Times New Roman" w:cs="Times New Roman"/>
+                <w:bCs/>
+              </w:rPr>
+              <w:t>Geometry</w:t>
+            </w:r>
+          </w:p>
+        </w:tc>
+        <w:tc>
+          <w:tcPr>
+            <w:tcW w:w="0" w:type="auto"/>
+            <w:hideMark/>
+          </w:tcPr>
+          <w:p>
+            <w:pPr>
+              <w:pStyle w:val="BodyText"/>
+              <w:ind w:left="162"/>
+              <w:rPr>
+                <w:rFonts w:ascii="Times New Roman" w:hAnsi="Times New Roman" w:cs="Times New Roman"/>
+                <w:bCs/>
+              </w:rPr>
+            </w:pPr>
+            <w:r>
+              <w:rPr>
+                <w:rFonts w:ascii="Times New Roman" w:hAnsi="Times New Roman" w:cs="Times New Roman"/>
+                <w:bCs/>
+              </w:rPr>
+              <w:t>1Q (K)</w:t>
+            </w:r>
+          </w:p>
+        </w:tc>
+        <w:tc>
+          <w:tcPr>
+            <w:tcW w:w="0" w:type="auto"/>
+            <w:hideMark/>
+          </w:tcPr>
+          <w:p>
+            <w:pPr>
+              <w:pStyle w:val="BodyText"/>
+              <w:ind w:left="162"/>
+              <w:rPr>
+                <w:rFonts w:ascii="Times New Roman" w:hAnsi="Times New Roman" w:cs="Times New Roman"/>
+                <w:bCs/>
+              </w:rPr>
+            </w:pPr>
+            <w:r>
+              <w:rPr>
+                <w:rFonts w:ascii="Times New Roman" w:hAnsi="Times New Roman" w:cs="Times New Roman"/>
+                <w:bCs/>
+              </w:rPr>
+              <w:t>–</w:t>
+            </w:r>
+          </w:p>
+        </w:tc>
+        <w:tc>
+          <w:tcPr>
+            <w:tcW w:w="0" w:type="auto"/>
+            <w:hideMark/>
+          </w:tcPr>
+          <w:p>
+            <w:pPr>
+              <w:pStyle w:val="BodyText"/>
+              <w:ind w:left="162"/>
+              <w:rPr>
+                <w:rFonts w:ascii="Times New Roman" w:hAnsi="Times New Roman" w:cs="Times New Roman"/>
+                <w:bCs/>
+              </w:rPr>
+            </w:pPr>
+            <w:r>
+              <w:rPr>
+                <w:rFonts w:ascii="Times New Roman" w:hAnsi="Times New Roman" w:cs="Times New Roman"/>
+                <w:bCs/>
+              </w:rPr>
+              <w:t>1Q (A)</w:t>
+            </w:r>
+          </w:p>
+        </w:tc>
+        <w:tc>
+          <w:tcPr>
+            <w:tcW w:w="0" w:type="auto"/>
+            <w:hideMark/>
+          </w:tcPr>
+          <w:p>
+            <w:pPr>
+              <w:pStyle w:val="BodyText"/>
+              <w:ind w:left="162"/>
+              <w:rPr>
+                <w:rFonts w:ascii="Times New Roman" w:hAnsi="Times New Roman" w:cs="Times New Roman"/>
+                <w:bCs/>
+              </w:rPr>
+            </w:pPr>
+            <w:r>
+              <w:rPr>
+                <w:rFonts w:ascii="Times New Roman" w:hAnsi="Times New Roman" w:cs="Times New Roman"/>
+                <w:bCs/>
+              </w:rPr>
+              <w:t>2</w:t>
+            </w:r>
+          </w:p>
+        </w:tc>
+        <w:tc>
+          <w:tcPr>
+            <w:tcW w:w="0" w:type="auto"/>
+            <w:hideMark/>
+          </w:tcPr>
+          <w:p>
+            <w:pPr>
+              <w:pStyle w:val="BodyText"/>
+              <w:ind w:left="162"/>
+              <w:rPr>
+                <w:rFonts w:ascii="Times New Roman" w:hAnsi="Times New Roman" w:cs="Times New Roman"/>
+                <w:bCs/>
+              </w:rPr>
+            </w:pPr>
+            <w:r>
+              <w:rPr>
+                <w:rFonts w:ascii="Times New Roman" w:hAnsi="Times New Roman" w:cs="Times New Roman"/>
+                <w:bCs/>
+              </w:rPr>
+              <w:t>6</w:t>
+            </w:r>
+          </w:p>
+        </w:tc>
+      </w:tr>
+      <w:tr>
+        <w:tc>
+          <w:tcPr>
+            <w:tcW w:w="0" w:type="auto"/>
+            <w:hideMark/>
+          </w:tcPr>
+          <w:p>
+            <w:pPr>
+              <w:pStyle w:val="BodyText"/>
+              <w:ind w:left="162"/>
+              <w:rPr>
+                <w:rFonts w:ascii="Times New Roman" w:hAnsi="Times New Roman" w:cs="Times New Roman"/>
+                <w:bCs/>
+              </w:rPr>
+            </w:pPr>
+            <w:r>
+              <w:rPr>
+                <w:rFonts w:ascii="Times New Roman" w:hAnsi="Times New Roman" w:cs="Times New Roman"/>
+                <w:bCs/>
+              </w:rPr>
+              <w:t>4</w:t>
+            </w:r>
+          </w:p>
+        </w:tc>
+        <w:tc>
+          <w:tcPr>
+            <w:tcW w:w="0" w:type="auto"/>
+            <w:hideMark/>
+          </w:tcPr>
+          <w:p>
+            <w:pPr>
+              <w:pStyle w:val="BodyText"/>
+              <w:ind w:left="162"/>
+              <w:rPr>
+                <w:rFonts w:ascii="Times New Roman" w:hAnsi="Times New Roman" w:cs="Times New Roman"/>
+                <w:bCs/>
+              </w:rPr>
+            </w:pPr>
+            <w:r>
+              <w:rPr>
+                <w:rFonts w:ascii="Times New Roman" w:hAnsi="Times New Roman" w:cs="Times New Roman"/>
+                <w:bCs/>
+              </w:rPr>
+              <w:t>Vector</w:t>
+            </w:r>
+          </w:p>
+        </w:tc>
+        <w:tc>
+          <w:tcPr>
+            <w:tcW w:w="0" w:type="auto"/>
+            <w:hideMark/>
+          </w:tcPr>
+          <w:p>
+            <w:pPr>
+              <w:pStyle w:val="BodyText"/>
+              <w:ind w:left="162"/>
+              <w:rPr>
+                <w:rFonts w:ascii="Times New Roman" w:hAnsi="Times New Roman" w:cs="Times New Roman"/>
+                <w:bCs/>
+              </w:rPr>
+            </w:pPr>
+            <w:r>
+              <w:rPr>
+                <w:rFonts w:ascii="Times New Roman" w:hAnsi="Times New Roman" w:cs="Times New Roman"/>
+                <w:bCs/>
+              </w:rPr>
+              <w:t>1Q (U)</w:t>
+            </w:r>
+          </w:p>
+        </w:tc>
+        <w:tc>
+          <w:tcPr>
+            <w:tcW w:w="0" w:type="auto"/>
+            <w:hideMark/>
+          </w:tcPr>
+          <w:p>
+            <w:pPr>
+              <w:pStyle w:val="BodyText"/>
+              <w:ind w:left="162"/>
+              <w:rPr>
+                <w:rFonts w:ascii="Times New Roman" w:hAnsi="Times New Roman" w:cs="Times New Roman"/>
+                <w:bCs/>
+              </w:rPr>
+            </w:pPr>
+            <w:r>
+              <w:rPr>
+                <w:rFonts w:ascii="Times New Roman" w:hAnsi="Times New Roman" w:cs="Times New Roman"/>
+                <w:bCs/>
+              </w:rPr>
+              <w:t>2Q (K,A)</w:t>
+            </w:r>
+          </w:p>
+        </w:tc>
+        <w:tc>
+          <w:tcPr>
+            <w:tcW w:w="0" w:type="auto"/>
+            <w:hideMark/>
+          </w:tcPr>
+          <w:p>
+            <w:pPr>
+              <w:pStyle w:val="BodyText"/>
+              <w:ind w:left="162"/>
+              <w:rPr>
+                <w:rFonts w:ascii="Times New Roman" w:hAnsi="Times New Roman" w:cs="Times New Roman"/>
+                <w:bCs/>
+              </w:rPr>
+            </w:pPr>
+            <w:r>
+              <w:rPr>
+                <w:rFonts w:ascii="Times New Roman" w:hAnsi="Times New Roman" w:cs="Times New Roman"/>
+                <w:bCs/>
+              </w:rPr>
+              <w:t>–</w:t>
+            </w:r>
+          </w:p>
+        </w:tc>
+        <w:tc>
+          <w:tcPr>
+            <w:tcW w:w="0" w:type="auto"/>
+            <w:hideMark/>
+          </w:tcPr>
+          <w:p>
+            <w:pPr>
+              <w:pStyle w:val="BodyText"/>
+              <w:ind w:left="162"/>
+              <w:rPr>
+                <w:rFonts w:ascii="Times New Roman" w:hAnsi="Times New Roman" w:cs="Times New Roman"/>
+                <w:bCs/>
+              </w:rPr>
+            </w:pPr>
+            <w:r>
+              <w:rPr>
+                <w:rFonts w:ascii="Times New Roman" w:hAnsi="Times New Roman" w:cs="Times New Roman"/>
+                <w:bCs/>
+              </w:rPr>
+              <w:t>3</w:t>
+            </w:r>
+          </w:p>
+        </w:tc>
+        <w:tc>
+          <w:tcPr>
+            <w:tcW w:w="0" w:type="auto"/>
+            <w:hideMark/>
+          </w:tcPr>
+          <w:p>
+            <w:pPr>
+              <w:pStyle w:val="BodyText"/>
+              <w:ind w:left="162"/>
+              <w:rPr>
+                <w:rFonts w:ascii="Times New Roman" w:hAnsi="Times New Roman" w:cs="Times New Roman"/>
+                <w:bCs/>
+              </w:rPr>
+            </w:pPr>
+            <w:r>
+              <w:rPr>
+                <w:rFonts w:ascii="Times New Roman" w:hAnsi="Times New Roman" w:cs="Times New Roman"/>
+                <w:bCs/>
+              </w:rPr>
+              <w:t>9</w:t>
+            </w:r>
+          </w:p>
+        </w:tc>
+      </w:tr>
+      <w:tr>
+        <w:tc>
+          <w:tcPr>
+            <w:tcW w:w="0" w:type="auto"/>
+            <w:hideMark/>
+          </w:tcPr>
+          <w:p>
+            <w:pPr>
+              <w:pStyle w:val="BodyText"/>
+              <w:ind w:left="162"/>
+              <w:rPr>
+                <w:rFonts w:ascii="Times New Roman" w:hAnsi="Times New Roman" w:cs="Times New Roman"/>
+                <w:bCs/>
+              </w:rPr>
+            </w:pPr>
+            <w:r>
+              <w:rPr>
+                <w:rFonts w:ascii="Times New Roman" w:hAnsi="Times New Roman" w:cs="Times New Roman"/>
+                <w:bCs/>
+              </w:rPr>
+              <w:t>5</w:t>
+            </w:r>
+          </w:p>
+        </w:tc>
+        <w:tc>
+          <w:tcPr>
+            <w:tcW w:w="0" w:type="auto"/>
+            <w:hideMark/>
+          </w:tcPr>
+          <w:p>
+            <w:pPr>
+              <w:pStyle w:val="BodyText"/>
+              <w:ind w:left="162"/>
+              <w:rPr>
+                <w:rFonts w:ascii="Times New Roman" w:hAnsi="Times New Roman" w:cs="Times New Roman"/>
+                <w:bCs/>
+              </w:rPr>
+            </w:pPr>
+            <w:r>
+              <w:rPr>
+                <w:rFonts w:ascii="Times New Roman" w:hAnsi="Times New Roman" w:cs="Times New Roman"/>
+                <w:bCs/>
+              </w:rPr>
+              <w:t>Statistics</w:t>
+            </w:r>
+          </w:p>
+        </w:tc>
+        <w:tc>
+          <w:tcPr>
+            <w:tcW w:w="0" w:type="auto"/>
+            <w:hideMark/>
+          </w:tcPr>
+          <w:p>
+            <w:pPr>
+              <w:pStyle w:val="BodyText"/>
+              <w:ind w:left="162"/>
+              <w:rPr>
+                <w:rFonts w:ascii="Times New Roman" w:hAnsi="Times New Roman" w:cs="Times New Roman"/>
+                <w:bCs/>
+              </w:rPr>
+            </w:pPr>
+            <w:r>
+              <w:rPr>
+                <w:rFonts w:ascii="Times New Roman" w:hAnsi="Times New Roman" w:cs="Times New Roman"/>
+                <w:bCs/>
+              </w:rPr>
+              <w:t>–</w:t>
+            </w:r>
+          </w:p>
+        </w:tc>
+        <w:tc>
+          <w:tcPr>
+            <w:tcW w:w="0" w:type="auto"/>
+            <w:hideMark/>
+          </w:tcPr>
+          <w:p>
+            <w:pPr>
+              <w:pStyle w:val="BodyText"/>
+              <w:ind w:left="162"/>
+              <w:rPr>
+                <w:rFonts w:ascii="Times New Roman" w:hAnsi="Times New Roman" w:cs="Times New Roman"/>
+                <w:bCs/>
+              </w:rPr>
+            </w:pPr>
+            <w:r>
+              <w:rPr>
+                <w:rFonts w:ascii="Times New Roman" w:hAnsi="Times New Roman" w:cs="Times New Roman"/>
+                <w:bCs/>
+              </w:rPr>
+              <w:t>1Q (HA)</w:t>
+            </w:r>
+          </w:p>
+        </w:tc>
+        <w:tc>
+          <w:tcPr>
+            <w:tcW w:w="0" w:type="auto"/>
+            <w:hideMark/>
+          </w:tcPr>
+          <w:p>
+            <w:pPr>
+              <w:pStyle w:val="BodyText"/>
+              <w:ind w:left="162"/>
+              <w:rPr>
+                <w:rFonts w:ascii="Times New Roman" w:hAnsi="Times New Roman" w:cs="Times New Roman"/>
+                <w:bCs/>
+              </w:rPr>
+            </w:pPr>
+            <w:r>
+              <w:rPr>
+                <w:rFonts w:ascii="Times New Roman" w:hAnsi="Times New Roman" w:cs="Times New Roman"/>
+                <w:bCs/>
+              </w:rPr>
+              <w:t>–</w:t>
+            </w:r>
+          </w:p>
+        </w:tc>
+        <w:tc>
+          <w:tcPr>
+            <w:tcW w:w="0" w:type="auto"/>
+            <w:hideMark/>
+          </w:tcPr>
+          <w:p>
+            <w:pPr>
+              <w:pStyle w:val="BodyText"/>
+              <w:ind w:left="162"/>
+              <w:rPr>
+                <w:rFonts w:ascii="Times New Roman" w:hAnsi="Times New Roman" w:cs="Times New Roman"/>
+                <w:bCs/>
+              </w:rPr>
+            </w:pPr>
+            <w:r>
+              <w:rPr>
+                <w:rFonts w:ascii="Times New Roman" w:hAnsi="Times New Roman" w:cs="Times New Roman"/>
+                <w:bCs/>
+              </w:rPr>
+              <w:t>1</w:t>
+            </w:r>
+          </w:p>
+        </w:tc>
+        <w:tc>
+          <w:tcPr>
+            <w:tcW w:w="0" w:type="auto"/>
+            <w:hideMark/>
+          </w:tcPr>
+          <w:p>
+            <w:pPr>
+              <w:pStyle w:val="BodyText"/>
+              <w:ind w:left="162"/>
+              <w:rPr>
+                <w:rFonts w:ascii="Times New Roman" w:hAnsi="Times New Roman" w:cs="Times New Roman"/>
+                <w:bCs/>
+              </w:rPr>
+            </w:pPr>
+            <w:r>
+              <w:rPr>
+                <w:rFonts w:ascii="Times New Roman" w:hAnsi="Times New Roman" w:cs="Times New Roman"/>
+                <w:bCs/>
+              </w:rPr>
+              <w:t>4</w:t>
+            </w:r>
+          </w:p>
+        </w:tc>
+      </w:tr>
+      <w:tr>
+        <w:tc>
+          <w:tcPr>
+            <w:tcW w:w="0" w:type="auto"/>
+            <w:hideMark/>
+          </w:tcPr>
+          <w:p>
+            <w:pPr>
+              <w:pStyle w:val="BodyText"/>
+              <w:ind w:left="162"/>
+              <w:rPr>
+                <w:rFonts w:ascii="Times New Roman" w:hAnsi="Times New Roman" w:cs="Times New Roman"/>
+                <w:bCs/>
+              </w:rPr>
+            </w:pPr>
+            <w:r>
+              <w:rPr>
+                <w:rFonts w:ascii="Times New Roman" w:hAnsi="Times New Roman" w:cs="Times New Roman"/>
+                <w:bCs/>
+              </w:rPr>
+              <w:t>6</w:t>
+            </w:r>
+          </w:p>
+        </w:tc>
+        <w:tc>
+          <w:tcPr>
+            <w:tcW w:w="0" w:type="auto"/>
+            <w:hideMark/>
+          </w:tcPr>
+          <w:p>
+            <w:pPr>
+              <w:pStyle w:val="BodyText"/>
+              <w:ind w:left="162"/>
+              <w:rPr>
+                <w:rFonts w:ascii="Times New Roman" w:hAnsi="Times New Roman" w:cs="Times New Roman"/>
+                <w:bCs/>
+              </w:rPr>
+            </w:pPr>
+            <w:r>
+              <w:rPr>
+                <w:rFonts w:ascii="Times New Roman" w:hAnsi="Times New Roman" w:cs="Times New Roman"/>
+                <w:bCs/>
+              </w:rPr>
+              <w:t>Limit &amp; Continuity</w:t>
+            </w:r>
+          </w:p>
+        </w:tc>
+        <w:tc>
+          <w:tcPr>
+            <w:tcW w:w="0" w:type="auto"/>
+            <w:hideMark/>
+          </w:tcPr>
+          <w:p>
+            <w:pPr>
+              <w:pStyle w:val="BodyText"/>
+              <w:ind w:left="162"/>
+              <w:rPr>
+                <w:rFonts w:ascii="Times New Roman" w:hAnsi="Times New Roman" w:cs="Times New Roman"/>
+                <w:bCs/>
+              </w:rPr>
+            </w:pPr>
+            <w:r>
+              <w:rPr>
+                <w:rFonts w:ascii="Times New Roman" w:hAnsi="Times New Roman" w:cs="Times New Roman"/>
+                <w:bCs/>
+              </w:rPr>
+              <w:t>1Q (A)</w:t>
+            </w:r>
+          </w:p>
+        </w:tc>
+        <w:tc>
+          <w:tcPr>
+            <w:tcW w:w="0" w:type="auto"/>
+            <w:hideMark/>
+          </w:tcPr>
+          <w:p>
+            <w:pPr>
+              <w:pStyle w:val="BodyText"/>
+              <w:ind w:left="162"/>
+              <w:rPr>
+                <w:rFonts w:ascii="Times New Roman" w:hAnsi="Times New Roman" w:cs="Times New Roman"/>
+                <w:bCs/>
+              </w:rPr>
+            </w:pPr>
+            <w:r>
+              <w:rPr>
+                <w:rFonts w:ascii="Times New Roman" w:hAnsi="Times New Roman" w:cs="Times New Roman"/>
+                <w:bCs/>
+              </w:rPr>
+              <w:t>1Q (U)</w:t>
+            </w:r>
+          </w:p>
+        </w:tc>
+        <w:tc>
+          <w:tcPr>
+            <w:tcW w:w="0" w:type="auto"/>
+            <w:hideMark/>
+          </w:tcPr>
+          <w:p>
+            <w:pPr>
+              <w:pStyle w:val="BodyText"/>
+              <w:ind w:left="162"/>
+              <w:rPr>
+                <w:rFonts w:ascii="Times New Roman" w:hAnsi="Times New Roman" w:cs="Times New Roman"/>
+                <w:bCs/>
+              </w:rPr>
+            </w:pPr>
+            <w:r>
+              <w:rPr>
+                <w:rFonts w:ascii="Times New Roman" w:hAnsi="Times New Roman" w:cs="Times New Roman"/>
+                <w:bCs/>
+              </w:rPr>
+              <w:t>–</w:t>
+            </w:r>
+          </w:p>
+        </w:tc>
+        <w:tc>
+          <w:tcPr>
+            <w:tcW w:w="0" w:type="auto"/>
+            <w:hideMark/>
+          </w:tcPr>
+          <w:p>
+            <w:pPr>
+              <w:pStyle w:val="BodyText"/>
+              <w:ind w:left="162"/>
+              <w:rPr>
+                <w:rFonts w:ascii="Times New Roman" w:hAnsi="Times New Roman" w:cs="Times New Roman"/>
+                <w:bCs/>
+              </w:rPr>
+            </w:pPr>
+            <w:r>
+              <w:rPr>
+                <w:rFonts w:ascii="Times New Roman" w:hAnsi="Times New Roman" w:cs="Times New Roman"/>
+                <w:bCs/>
+              </w:rPr>
+              <w:t>2</w:t>
+            </w:r>
+          </w:p>
+        </w:tc>
+        <w:tc>
+          <w:tcPr>
+            <w:tcW w:w="0" w:type="auto"/>
+            <w:hideMark/>
+          </w:tcPr>
+          <w:p>
+            <w:pPr>
+              <w:pStyle w:val="BodyText"/>
+              <w:ind w:left="162"/>
+              <w:rPr>
+                <w:rFonts w:ascii="Times New Roman" w:hAnsi="Times New Roman" w:cs="Times New Roman"/>
+                <w:bCs/>
+              </w:rPr>
+            </w:pPr>
+            <w:r>
+              <w:rPr>
+                <w:rFonts w:ascii="Times New Roman" w:hAnsi="Times New Roman" w:cs="Times New Roman"/>
+                <w:bCs/>
+              </w:rPr>
+              <w:t>5</w:t>
+            </w:r>
+          </w:p>
+        </w:tc>
+      </w:tr>
+      <w:tr>
+        <w:tc>
+          <w:tcPr>
+            <w:tcW w:w="0" w:type="auto"/>
+            <w:hideMark/>
+          </w:tcPr>
+          <w:p>
+            <w:pPr>
+              <w:pStyle w:val="BodyText"/>
+              <w:ind w:left="162"/>
+              <w:rPr>
+                <w:rFonts w:ascii="Times New Roman" w:hAnsi="Times New Roman" w:cs="Times New Roman"/>
+                <w:bCs/>
+              </w:rPr>
+            </w:pPr>
+            <w:r>
+              <w:rPr>
+                <w:rFonts w:ascii="Times New Roman" w:hAnsi="Times New Roman" w:cs="Times New Roman"/>
+                <w:bCs/>
+              </w:rPr>
+              <w:t>Total</w:t>
+            </w:r>
+          </w:p>
+        </w:tc>
+        <w:tc>
+          <w:tcPr>
+            <w:tcW w:w="0" w:type="auto"/>
+            <w:hideMark/>
+          </w:tcPr>
+          <w:p>
+            <w:pPr>
+              <w:pStyle w:val="BodyText"/>
+              <w:ind w:left="162"/>
+              <w:rPr>
+                <w:rFonts w:ascii="Times New Roman" w:hAnsi="Times New Roman" w:cs="Times New Roman"/>
+                <w:bCs/>
+              </w:rPr>
+            </w:pPr>
+          </w:p>
+        </w:tc>
+        <w:tc>
+          <w:tcPr>
+            <w:tcW w:w="0" w:type="auto"/>
+            <w:hideMark/>
+          </w:tcPr>
+          <w:p>
+            <w:pPr>
+              <w:pStyle w:val="BodyText"/>
+              <w:ind w:left="162"/>
+              <w:rPr>
+                <w:rFonts w:ascii="Times New Roman" w:hAnsi="Times New Roman" w:cs="Times New Roman"/>
+                <w:bCs/>
+              </w:rPr>
+            </w:pPr>
+            <w:r>
+              <w:rPr>
+                <w:rFonts w:ascii="Times New Roman" w:hAnsi="Times New Roman" w:cs="Times New Roman"/>
+                <w:bCs/>
+              </w:rPr>
+              <w:t>7</w:t>
+            </w:r>
+          </w:p>
+        </w:tc>
+        <w:tc>
+          <w:tcPr>
+            <w:tcW w:w="0" w:type="auto"/>
+            <w:hideMark/>
+          </w:tcPr>
+          <w:p>
+            <w:pPr>
+              <w:pStyle w:val="BodyText"/>
+              <w:ind w:left="162"/>
+              <w:rPr>
+                <w:rFonts w:ascii="Times New Roman" w:hAnsi="Times New Roman" w:cs="Times New Roman"/>
+                <w:bCs/>
+              </w:rPr>
+            </w:pPr>
+            <w:r>
+              <w:rPr>
+                <w:rFonts w:ascii="Times New Roman" w:hAnsi="Times New Roman" w:cs="Times New Roman"/>
+                <w:bCs/>
+              </w:rPr>
+              <w:t>7</w:t>
+            </w:r>
+          </w:p>
+        </w:tc>
+        <w:tc>
+          <w:tcPr>
+            <w:tcW w:w="0" w:type="auto"/>
+            <w:hideMark/>
+          </w:tcPr>
+          <w:p>
+            <w:pPr>
+              <w:pStyle w:val="BodyText"/>
+              <w:ind w:left="162"/>
+              <w:rPr>
+                <w:rFonts w:ascii="Times New Roman" w:hAnsi="Times New Roman" w:cs="Times New Roman"/>
+                <w:bCs/>
+              </w:rPr>
+            </w:pPr>
+            <w:r>
+              <w:rPr>
+                <w:rFonts w:ascii="Times New Roman" w:hAnsi="Times New Roman" w:cs="Times New Roman"/>
+                <w:bCs/>
+              </w:rPr>
+              <w:t>3</w:t>
+            </w:r>
+          </w:p>
+        </w:tc>
+        <w:tc>
+          <w:tcPr>
+            <w:tcW w:w="0" w:type="auto"/>
+            <w:hideMark/>
+          </w:tcPr>
+          <w:p>
+            <w:pPr>
+              <w:pStyle w:val="BodyText"/>
+              <w:ind w:left="162"/>
+              <w:rPr>
+                <w:rFonts w:ascii="Times New Roman" w:hAnsi="Times New Roman" w:cs="Times New Roman"/>
+                <w:bCs/>
+              </w:rPr>
+            </w:pPr>
+            <w:r>
+              <w:rPr>
+                <w:rFonts w:ascii="Times New Roman" w:hAnsi="Times New Roman" w:cs="Times New Roman"/>
+                <w:bCs/>
+              </w:rPr>
+              <w:t>17</w:t>
+            </w:r>
+          </w:p>
+        </w:tc>
+        <w:tc>
+          <w:tcPr>
+            <w:tcW w:w="0" w:type="auto"/>
+            <w:hideMark/>
+          </w:tcPr>
+          <w:p>
+            <w:pPr>
+              <w:pStyle w:val="BodyText"/>
+              <w:ind w:left="162"/>
+              <w:rPr>
+                <w:rFonts w:ascii="Times New Roman" w:hAnsi="Times New Roman" w:cs="Times New Roman"/>
+                <w:bCs/>
+              </w:rPr>
+            </w:pPr>
+            <w:r>
+              <w:rPr>
+                <w:rFonts w:ascii="Times New Roman" w:hAnsi="Times New Roman" w:cs="Times New Roman"/>
+                <w:bCs/>
+              </w:rPr>
+              <w:t>50</w:t>
+            </w:r>
+          </w:p>
+        </w:tc>
+      </w:tr>
+      <w:tr>
+        <w:tc>
+          <w:tcPr>
+            <w:tcW w:w="0" w:type="auto"/>
+            <w:hideMark/>
+          </w:tcPr>
+          <w:p>
+            <w:pPr>
+              <w:pStyle w:val="BodyText"/>
+              <w:ind w:left="162"/>
+              <w:rPr>
+                <w:rFonts w:ascii="Times New Roman" w:hAnsi="Times New Roman" w:cs="Times New Roman"/>
+                <w:bCs/>
+              </w:rPr>
+            </w:pPr>
+            <w:r>
+              <w:rPr>
+                <w:rFonts w:ascii="Times New Roman" w:hAnsi="Times New Roman" w:cs="Times New Roman"/>
+                <w:bCs/>
+              </w:rPr>
+              <w:t>Marks Distribution</w:t>
+            </w:r>
+          </w:p>
+        </w:tc>
+        <w:tc>
+          <w:tcPr>
+            <w:tcW w:w="0" w:type="auto"/>
+            <w:hideMark/>
+          </w:tcPr>
+          <w:p>
+            <w:pPr>
+              <w:pStyle w:val="BodyText"/>
+              <w:ind w:left="162"/>
+              <w:rPr>
+                <w:rFonts w:ascii="Times New Roman" w:hAnsi="Times New Roman" w:cs="Times New Roman"/>
+                <w:bCs/>
+              </w:rPr>
+            </w:pPr>
+          </w:p>
+        </w:tc>
+        <w:tc>
+          <w:tcPr>
+            <w:tcW w:w="0" w:type="auto"/>
+            <w:hideMark/>
+          </w:tcPr>
+          <w:p>
+            <w:pPr>
+              <w:pStyle w:val="BodyText"/>
+              <w:ind w:left="162"/>
+              <w:rPr>
+                <w:rFonts w:ascii="Times New Roman" w:hAnsi="Times New Roman" w:cs="Times New Roman"/>
+                <w:bCs/>
+              </w:rPr>
+            </w:pPr>
+            <w:r>
+              <w:rPr>
+                <w:rFonts w:ascii="Times New Roman" w:hAnsi="Times New Roman" w:cs="Times New Roman"/>
+                <w:bCs/>
+              </w:rPr>
+              <w:t>7 × 1 = 7</w:t>
+            </w:r>
+          </w:p>
+        </w:tc>
+        <w:tc>
+          <w:tcPr>
+            <w:tcW w:w="0" w:type="auto"/>
+            <w:hideMark/>
+          </w:tcPr>
+          <w:p>
+            <w:pPr>
+              <w:pStyle w:val="BodyText"/>
+              <w:ind w:left="162"/>
+              <w:rPr>
+                <w:rFonts w:ascii="Times New Roman" w:hAnsi="Times New Roman" w:cs="Times New Roman"/>
+                <w:bCs/>
+              </w:rPr>
+            </w:pPr>
+            <w:r>
+              <w:rPr>
+                <w:rFonts w:ascii="Times New Roman" w:hAnsi="Times New Roman" w:cs="Times New Roman"/>
+                <w:bCs/>
+              </w:rPr>
+              <w:t>7 × 4 = 28</w:t>
+            </w:r>
+          </w:p>
+        </w:tc>
+        <w:tc>
+          <w:tcPr>
+            <w:tcW w:w="0" w:type="auto"/>
+            <w:hideMark/>
+          </w:tcPr>
+          <w:p>
+            <w:pPr>
+              <w:pStyle w:val="BodyText"/>
+              <w:ind w:left="162"/>
+              <w:rPr>
+                <w:rFonts w:ascii="Times New Roman" w:hAnsi="Times New Roman" w:cs="Times New Roman"/>
+                <w:bCs/>
+              </w:rPr>
+            </w:pPr>
+            <w:r>
+              <w:rPr>
+                <w:rFonts w:ascii="Times New Roman" w:hAnsi="Times New Roman" w:cs="Times New Roman"/>
+                <w:bCs/>
+              </w:rPr>
+              <w:t>3 × 5 = 15</w:t>
+            </w:r>
+          </w:p>
+        </w:tc>
+        <w:tc>
+          <w:tcPr>
+            <w:tcW w:w="0" w:type="auto"/>
+            <w:hideMark/>
+          </w:tcPr>
+          <w:p>
+            <w:pPr>
+              <w:pStyle w:val="BodyText"/>
+              <w:ind w:left="162"/>
+              <w:rPr>
+                <w:rFonts w:ascii="Times New Roman" w:hAnsi="Times New Roman" w:cs="Times New Roman"/>
+                <w:bCs/>
+              </w:rPr>
+            </w:pPr>
+          </w:p>
+        </w:tc>
+        <w:tc>
+          <w:tcPr>
+            <w:tcW w:w="0" w:type="auto"/>
+            <w:hideMark/>
+          </w:tcPr>
+          <w:p>
+            <w:pPr>
+              <w:pStyle w:val="BodyText"/>
+              <w:ind w:left="162"/>
+              <w:rPr>
+                <w:rFonts w:ascii="Times New Roman" w:hAnsi="Times New Roman" w:cs="Times New Roman"/>
+                <w:bCs/>
+              </w:rPr>
+            </w:pPr>
+            <w:r>
+              <w:rPr>
+                <w:rFonts w:ascii="Times New Roman" w:hAnsi="Times New Roman" w:cs="Times New Roman"/>
+                <w:bCs/>
+              </w:rPr>
+              <w:t>50</w:t>
+            </w:r>
+          </w:p>
+        </w:tc>
+      </w:tr>
+    </w:tbl>
+    <w:p>
+      <w:pPr>
+        <w:pStyle w:val="BodyText"/>
+        <w:rPr>
+          <w:rFonts w:ascii="Times New Roman" w:hAnsi="Times New Roman" w:cs="Times New Roman"/>
+          <w:b/>
+          <w:sz w:val="32"/>
+          <w:szCs w:val="32"/>
+        </w:rPr>
+      </w:pPr>
+      <w:r>
+        <w:rPr>
+          <w:rFonts w:ascii="Times New Roman" w:hAnsi="Times New Roman" w:cs="Times New Roman"/>
+          <w:b/>
+          <w:sz w:val="32"/>
+          <w:szCs w:val="32"/>
+        </w:rPr>
+        <w:t xml:space="preserve">For </w:t>
+      </w:r>
+      <w:r>
+        <w:rPr>
+          <w:rFonts w:ascii="Times New Roman" w:hAnsi="Times New Roman" w:cs="Times New Roman"/>
+          <w:b/>
+          <w:sz w:val="32"/>
+          <w:szCs w:val="32"/>
+        </w:rPr>
+        <w:t>Second</w:t>
+      </w:r>
+      <w:r>
+        <w:rPr>
+          <w:rFonts w:ascii="Times New Roman" w:hAnsi="Times New Roman" w:cs="Times New Roman"/>
+          <w:b/>
+          <w:sz w:val="32"/>
+          <w:szCs w:val="32"/>
+        </w:rPr>
+        <w:t xml:space="preserve"> terminal Examination-2083 Course Contents</w:t>
+      </w:r>
+    </w:p>
+    <w:p>
+      <w:pPr>
+        <w:pStyle w:val="BodyText"/>
+        <w:rPr>
+          <w:rFonts w:ascii="Times New Roman" w:hAnsi="Times New Roman" w:cs="Times New Roman"/>
+          <w:b/>
+        </w:rPr>
+      </w:pPr>
+    </w:p>
+    <w:p/>
+    <w:p>
+      <w:pPr>
+        <w:tabs>
+          <w:tab w:val="left" w:pos="4248"/>
+        </w:tabs>
+        <w:jc w:val="both"/>
+      </w:pPr>
+      <w:r>
+        <w:tab/>
+        <w:t>This Matrices is provided as examples. You may design your own matrix provided the total mark remains unchanged.</w:t>
+      </w:r>
+    </w:p>
+    <w:p/>
+    <w:p/>
+    <w:p/>
+    <w:p/>
+    <w:p/>
+    <w:p/>
+    <w:p/>
+    <w:p/>
     <w:sectPr>
       <w:pgSz w:w="11906" w:h="16838" w:code="9"/>
       <w:pgMar w:top="720" w:right="720" w:bottom="720" w:left="720" w:header="720" w:footer="720" w:gutter="0"/>
@@ -2574,7 +5495,6 @@
   <w:style w:type="character" w:default="1" w:styleId="DefaultParagraphFont">
     <w:name w:val="Default Paragraph Font"/>
     <w:uiPriority w:val="1"/>
-    <w:semiHidden/>
     <w:unhideWhenUsed/>
   </w:style>
   <w:style w:type="table" w:default="1" w:styleId="TableNormal">

--- a/Gride-2081/Class-10/Optional Math Grid Class10.docx
+++ b/Gride-2081/Class-10/Optional Math Grid Class10.docx
@@ -227,7 +227,7 @@
               <w:rPr>
                 <w:rFonts w:asciiTheme="majorBidi" w:hAnsiTheme="majorBidi" w:cstheme="majorBidi"/>
               </w:rPr>
-              <w:t>Compound Angles, Multiple Angles and Sub-Multiple Angles</w:t>
+              <w:t xml:space="preserve">Compound Angles, Multiple Angles </w:t>
             </w:r>
           </w:p>
         </w:tc>
@@ -1205,7 +1205,14 @@
                 <w:rFonts w:ascii="Times New Roman" w:hAnsi="Times New Roman" w:cs="Times New Roman"/>
                 <w:bCs/>
               </w:rPr>
-              <w:t>1Q (U)</w:t>
+              <w:t>2</w:t>
+            </w:r>
+            <w:r>
+              <w:rPr>
+                <w:rFonts w:ascii="Times New Roman" w:hAnsi="Times New Roman" w:cs="Times New Roman"/>
+                <w:bCs/>
+              </w:rPr>
+              <w:t>Q (U)</w:t>
             </w:r>
           </w:p>
         </w:tc>
@@ -1251,7 +1258,7 @@
                 <w:rFonts w:ascii="Times New Roman" w:hAnsi="Times New Roman" w:cs="Times New Roman"/>
                 <w:bCs/>
               </w:rPr>
-              <w:t>4</w:t>
+              <w:t>5</w:t>
             </w:r>
           </w:p>
         </w:tc>
@@ -1274,7 +1281,7 @@
                 <w:rFonts w:ascii="Times New Roman" w:hAnsi="Times New Roman" w:cs="Times New Roman"/>
                 <w:bCs/>
               </w:rPr>
-              <w:t>13</w:t>
+              <w:t>15</w:t>
             </w:r>
           </w:p>
         </w:tc>
@@ -1598,7 +1605,7 @@
                 <w:rFonts w:ascii="Times New Roman" w:hAnsi="Times New Roman" w:cs="Times New Roman"/>
                 <w:bCs/>
               </w:rPr>
-              <w:t>13</w:t>
+              <w:t>11</w:t>
             </w:r>
           </w:p>
         </w:tc>
@@ -2869,7 +2876,7 @@
                 <w:rFonts w:ascii="Times New Roman" w:hAnsi="Times New Roman" w:cs="Times New Roman"/>
                 <w:bCs/>
               </w:rPr>
-              <w:t>–</w:t>
+              <w:t>1(A)</w:t>
             </w:r>
           </w:p>
         </w:tc>
@@ -2938,7 +2945,7 @@
                 <w:rFonts w:ascii="Times New Roman" w:hAnsi="Times New Roman" w:cs="Times New Roman"/>
                 <w:bCs/>
               </w:rPr>
-              <w:t>6</w:t>
+              <w:t>10</w:t>
             </w:r>
           </w:p>
         </w:tc>
@@ -3032,7 +3039,14 @@
                 <w:rFonts w:ascii="Times New Roman" w:hAnsi="Times New Roman" w:cs="Times New Roman"/>
                 <w:bCs/>
               </w:rPr>
-              <w:t>2Q (K,A)</w:t>
+              <w:t>1</w:t>
+            </w:r>
+            <w:r>
+              <w:rPr>
+                <w:rFonts w:ascii="Times New Roman" w:hAnsi="Times New Roman" w:cs="Times New Roman"/>
+                <w:bCs/>
+              </w:rPr>
+              <w:t>Q (K)</w:t>
             </w:r>
           </w:p>
         </w:tc>
@@ -3101,7 +3115,7 @@
                 <w:rFonts w:ascii="Times New Roman" w:hAnsi="Times New Roman" w:cs="Times New Roman"/>
                 <w:bCs/>
               </w:rPr>
-              <w:t>9</w:t>
+              <w:t>5</w:t>
             </w:r>
           </w:p>
         </w:tc>
@@ -3795,6 +3809,16 @@
       </w:pPr>
       <w:r>
         <w:tab/>
+      </w:r>
+    </w:p>
+    <w:p>
+      <w:pPr>
+        <w:tabs>
+          <w:tab w:val="left" w:pos="4248"/>
+        </w:tabs>
+        <w:jc w:val="both"/>
+      </w:pPr>
+      <w:r>
         <w:t>This Matrices is provided as examples. You may design your own matrix provided the total mark remains unchanged.</w:t>
       </w:r>
     </w:p>
@@ -5495,6 +5519,7 @@
   <w:style w:type="character" w:default="1" w:styleId="DefaultParagraphFont">
     <w:name w:val="Default Paragraph Font"/>
     <w:uiPriority w:val="1"/>
+    <w:semiHidden/>
     <w:unhideWhenUsed/>
   </w:style>
   <w:style w:type="table" w:default="1" w:styleId="TableNormal">

--- a/Gride-2081/Class-10/Optional Math Grid Class10.docx
+++ b/Gride-2081/Class-10/Optional Math Grid Class10.docx
@@ -3000,7 +3000,25 @@
           <w:sz w:val="36"/>
           <w:szCs w:val="36"/>
         </w:rPr>
-        <w:t>Matrice for First Term Examination</w:t>
+        <w:t xml:space="preserve">Matrice for </w:t>
+      </w:r>
+      <w:r>
+        <w:rPr>
+          <w:rFonts w:ascii="Times New Roman" w:hAnsi="Times New Roman" w:cs="Times New Roman"/>
+          <w:b/>
+          <w:sz w:val="36"/>
+          <w:szCs w:val="36"/>
+        </w:rPr>
+        <w:t>Second</w:t>
+      </w:r>
+      <w:r>
+        <w:rPr>
+          <w:rFonts w:ascii="Times New Roman" w:hAnsi="Times New Roman" w:cs="Times New Roman"/>
+          <w:b/>
+          <w:sz w:val="36"/>
+          <w:szCs w:val="36"/>
+        </w:rPr>
+        <w:t xml:space="preserve"> Term Examination</w:t>
       </w:r>
       <w:r>
         <w:rPr>
@@ -3039,7 +3057,16 @@
           <w:sz w:val="36"/>
           <w:szCs w:val="36"/>
         </w:rPr>
-        <w:t>For Second</w:t>
+        <w:t xml:space="preserve">For </w:t>
+      </w:r>
+      <w:r>
+        <w:rPr>
+          <w:rFonts w:ascii="Times New Roman" w:hAnsi="Times New Roman" w:cs="Times New Roman"/>
+          <w:b/>
+          <w:sz w:val="36"/>
+          <w:szCs w:val="36"/>
+        </w:rPr>
+        <w:t>First</w:t>
       </w:r>
       <w:r>
         <w:rPr>
@@ -3092,6 +3119,7 @@
     <w:p>
       <w:pPr>
         <w:pStyle w:val="BodyText"/>
+        <w:jc w:val="center"/>
         <w:rPr>
           <w:rFonts w:ascii="Times New Roman" w:hAnsi="Times New Roman" w:cs="Times New Roman"/>
           <w:b/>
@@ -3598,7 +3626,13 @@
               <w:rPr>
                 <w:rFonts w:asciiTheme="majorBidi" w:hAnsiTheme="majorBidi" w:cstheme="majorBidi"/>
               </w:rPr>
-              <w:t>Conic Section</w:t>
+              <w:t>One Point Form and Two Point Form, Angle between two lines</w:t>
+            </w:r>
+            <w:r>
+              <w:rPr>
+                <w:rFonts w:asciiTheme="majorBidi" w:hAnsiTheme="majorBidi" w:cstheme="majorBidi"/>
+              </w:rPr>
+              <w:t>, Conic section</w:t>
             </w:r>
           </w:p>
         </w:tc>
